--- a/TranscriptAnalysis/results/correlation_conventional/dQeNONerxEU/dQeNONerxEU_correlation_topics_n0_p15_m6.docx
+++ b/TranscriptAnalysis/results/correlation_conventional/dQeNONerxEU/dQeNONerxEU_correlation_topics_n0_p15_m6.docx
@@ -127,7 +127,38 @@
           </w:tcPr>
           <w:p>
             <w:r>
-              <w:t>frame_0000.jpg</w:t>
+              <w:drawing>
+                <wp:inline xmlns:a="http://schemas.openxmlformats.org/drawingml/2006/main" xmlns:pic="http://schemas.openxmlformats.org/drawingml/2006/picture">
+                  <wp:extent cx="1097280" cy="617220"/>
+                  <wp:docPr id="1" name="Picture 1"/>
+                  <wp:cNvGraphicFramePr>
+                    <a:graphicFrameLocks noChangeAspect="1"/>
+                  </wp:cNvGraphicFramePr>
+                  <a:graphic>
+                    <a:graphicData uri="http://schemas.openxmlformats.org/drawingml/2006/picture">
+                      <pic:pic>
+                        <pic:nvPicPr>
+                          <pic:cNvPr id="0" name="frame_0000.jpg"/>
+                          <pic:cNvPicPr/>
+                        </pic:nvPicPr>
+                        <pic:blipFill>
+                          <a:blip r:embed="rId9"/>
+                          <a:stretch>
+                            <a:fillRect/>
+                          </a:stretch>
+                        </pic:blipFill>
+                        <pic:spPr>
+                          <a:xfrm>
+                            <a:off x="0" y="0"/>
+                            <a:ext cx="1097280" cy="617220"/>
+                          </a:xfrm>
+                          <a:prstGeom prst="rect"/>
+                        </pic:spPr>
+                      </pic:pic>
+                    </a:graphicData>
+                  </a:graphic>
+                </wp:inline>
+              </w:drawing>
             </w:r>
           </w:p>
         </w:tc>
@@ -137,7 +168,38 @@
           </w:tcPr>
           <w:p>
             <w:r>
-              <w:t>frame_0176.jpg</w:t>
+              <w:drawing>
+                <wp:inline xmlns:a="http://schemas.openxmlformats.org/drawingml/2006/main" xmlns:pic="http://schemas.openxmlformats.org/drawingml/2006/picture">
+                  <wp:extent cx="1097280" cy="617220"/>
+                  <wp:docPr id="2" name="Picture 2"/>
+                  <wp:cNvGraphicFramePr>
+                    <a:graphicFrameLocks noChangeAspect="1"/>
+                  </wp:cNvGraphicFramePr>
+                  <a:graphic>
+                    <a:graphicData uri="http://schemas.openxmlformats.org/drawingml/2006/picture">
+                      <pic:pic>
+                        <pic:nvPicPr>
+                          <pic:cNvPr id="0" name="frame_0176.jpg"/>
+                          <pic:cNvPicPr/>
+                        </pic:nvPicPr>
+                        <pic:blipFill>
+                          <a:blip r:embed="rId10"/>
+                          <a:stretch>
+                            <a:fillRect/>
+                          </a:stretch>
+                        </pic:blipFill>
+                        <pic:spPr>
+                          <a:xfrm>
+                            <a:off x="0" y="0"/>
+                            <a:ext cx="1097280" cy="617220"/>
+                          </a:xfrm>
+                          <a:prstGeom prst="rect"/>
+                        </pic:spPr>
+                      </pic:pic>
+                    </a:graphicData>
+                  </a:graphic>
+                </wp:inline>
+              </w:drawing>
             </w:r>
           </w:p>
         </w:tc>
@@ -147,7 +209,38 @@
           </w:tcPr>
           <w:p>
             <w:r>
-              <w:t>frame_0353.jpg</w:t>
+              <w:drawing>
+                <wp:inline xmlns:a="http://schemas.openxmlformats.org/drawingml/2006/main" xmlns:pic="http://schemas.openxmlformats.org/drawingml/2006/picture">
+                  <wp:extent cx="1097280" cy="617220"/>
+                  <wp:docPr id="3" name="Picture 3"/>
+                  <wp:cNvGraphicFramePr>
+                    <a:graphicFrameLocks noChangeAspect="1"/>
+                  </wp:cNvGraphicFramePr>
+                  <a:graphic>
+                    <a:graphicData uri="http://schemas.openxmlformats.org/drawingml/2006/picture">
+                      <pic:pic>
+                        <pic:nvPicPr>
+                          <pic:cNvPr id="0" name="frame_0353.jpg"/>
+                          <pic:cNvPicPr/>
+                        </pic:nvPicPr>
+                        <pic:blipFill>
+                          <a:blip r:embed="rId11"/>
+                          <a:stretch>
+                            <a:fillRect/>
+                          </a:stretch>
+                        </pic:blipFill>
+                        <pic:spPr>
+                          <a:xfrm>
+                            <a:off x="0" y="0"/>
+                            <a:ext cx="1097280" cy="617220"/>
+                          </a:xfrm>
+                          <a:prstGeom prst="rect"/>
+                        </pic:spPr>
+                      </pic:pic>
+                    </a:graphicData>
+                  </a:graphic>
+                </wp:inline>
+              </w:drawing>
             </w:r>
           </w:p>
         </w:tc>
@@ -186,7 +279,38 @@
           </w:tcPr>
           <w:p>
             <w:r>
-              <w:t>frame_0000.jpg</w:t>
+              <w:drawing>
+                <wp:inline xmlns:a="http://schemas.openxmlformats.org/drawingml/2006/main" xmlns:pic="http://schemas.openxmlformats.org/drawingml/2006/picture">
+                  <wp:extent cx="1097280" cy="617220"/>
+                  <wp:docPr id="4" name="Picture 4"/>
+                  <wp:cNvGraphicFramePr>
+                    <a:graphicFrameLocks noChangeAspect="1"/>
+                  </wp:cNvGraphicFramePr>
+                  <a:graphic>
+                    <a:graphicData uri="http://schemas.openxmlformats.org/drawingml/2006/picture">
+                      <pic:pic>
+                        <pic:nvPicPr>
+                          <pic:cNvPr id="0" name="frame_0000.jpg"/>
+                          <pic:cNvPicPr/>
+                        </pic:nvPicPr>
+                        <pic:blipFill>
+                          <a:blip r:embed="rId9"/>
+                          <a:stretch>
+                            <a:fillRect/>
+                          </a:stretch>
+                        </pic:blipFill>
+                        <pic:spPr>
+                          <a:xfrm>
+                            <a:off x="0" y="0"/>
+                            <a:ext cx="1097280" cy="617220"/>
+                          </a:xfrm>
+                          <a:prstGeom prst="rect"/>
+                        </pic:spPr>
+                      </pic:pic>
+                    </a:graphicData>
+                  </a:graphic>
+                </wp:inline>
+              </w:drawing>
             </w:r>
           </w:p>
         </w:tc>
@@ -196,7 +320,38 @@
           </w:tcPr>
           <w:p>
             <w:r>
-              <w:t>frame_0176.jpg</w:t>
+              <w:drawing>
+                <wp:inline xmlns:a="http://schemas.openxmlformats.org/drawingml/2006/main" xmlns:pic="http://schemas.openxmlformats.org/drawingml/2006/picture">
+                  <wp:extent cx="1097280" cy="617220"/>
+                  <wp:docPr id="5" name="Picture 5"/>
+                  <wp:cNvGraphicFramePr>
+                    <a:graphicFrameLocks noChangeAspect="1"/>
+                  </wp:cNvGraphicFramePr>
+                  <a:graphic>
+                    <a:graphicData uri="http://schemas.openxmlformats.org/drawingml/2006/picture">
+                      <pic:pic>
+                        <pic:nvPicPr>
+                          <pic:cNvPr id="0" name="frame_0176.jpg"/>
+                          <pic:cNvPicPr/>
+                        </pic:nvPicPr>
+                        <pic:blipFill>
+                          <a:blip r:embed="rId10"/>
+                          <a:stretch>
+                            <a:fillRect/>
+                          </a:stretch>
+                        </pic:blipFill>
+                        <pic:spPr>
+                          <a:xfrm>
+                            <a:off x="0" y="0"/>
+                            <a:ext cx="1097280" cy="617220"/>
+                          </a:xfrm>
+                          <a:prstGeom prst="rect"/>
+                        </pic:spPr>
+                      </pic:pic>
+                    </a:graphicData>
+                  </a:graphic>
+                </wp:inline>
+              </w:drawing>
             </w:r>
           </w:p>
         </w:tc>
@@ -206,7 +361,38 @@
           </w:tcPr>
           <w:p>
             <w:r>
-              <w:t>frame_0353.jpg</w:t>
+              <w:drawing>
+                <wp:inline xmlns:a="http://schemas.openxmlformats.org/drawingml/2006/main" xmlns:pic="http://schemas.openxmlformats.org/drawingml/2006/picture">
+                  <wp:extent cx="1097280" cy="617220"/>
+                  <wp:docPr id="6" name="Picture 6"/>
+                  <wp:cNvGraphicFramePr>
+                    <a:graphicFrameLocks noChangeAspect="1"/>
+                  </wp:cNvGraphicFramePr>
+                  <a:graphic>
+                    <a:graphicData uri="http://schemas.openxmlformats.org/drawingml/2006/picture">
+                      <pic:pic>
+                        <pic:nvPicPr>
+                          <pic:cNvPr id="0" name="frame_0353.jpg"/>
+                          <pic:cNvPicPr/>
+                        </pic:nvPicPr>
+                        <pic:blipFill>
+                          <a:blip r:embed="rId11"/>
+                          <a:stretch>
+                            <a:fillRect/>
+                          </a:stretch>
+                        </pic:blipFill>
+                        <pic:spPr>
+                          <a:xfrm>
+                            <a:off x="0" y="0"/>
+                            <a:ext cx="1097280" cy="617220"/>
+                          </a:xfrm>
+                          <a:prstGeom prst="rect"/>
+                        </pic:spPr>
+                      </pic:pic>
+                    </a:graphicData>
+                  </a:graphic>
+                </wp:inline>
+              </w:drawing>
             </w:r>
           </w:p>
         </w:tc>
@@ -251,7 +437,38 @@
           </w:tcPr>
           <w:p>
             <w:r>
-              <w:t>frame_0000.jpg</w:t>
+              <w:drawing>
+                <wp:inline xmlns:a="http://schemas.openxmlformats.org/drawingml/2006/main" xmlns:pic="http://schemas.openxmlformats.org/drawingml/2006/picture">
+                  <wp:extent cx="1097280" cy="617220"/>
+                  <wp:docPr id="7" name="Picture 7"/>
+                  <wp:cNvGraphicFramePr>
+                    <a:graphicFrameLocks noChangeAspect="1"/>
+                  </wp:cNvGraphicFramePr>
+                  <a:graphic>
+                    <a:graphicData uri="http://schemas.openxmlformats.org/drawingml/2006/picture">
+                      <pic:pic>
+                        <pic:nvPicPr>
+                          <pic:cNvPr id="0" name="frame_0000.jpg"/>
+                          <pic:cNvPicPr/>
+                        </pic:nvPicPr>
+                        <pic:blipFill>
+                          <a:blip r:embed="rId9"/>
+                          <a:stretch>
+                            <a:fillRect/>
+                          </a:stretch>
+                        </pic:blipFill>
+                        <pic:spPr>
+                          <a:xfrm>
+                            <a:off x="0" y="0"/>
+                            <a:ext cx="1097280" cy="617220"/>
+                          </a:xfrm>
+                          <a:prstGeom prst="rect"/>
+                        </pic:spPr>
+                      </pic:pic>
+                    </a:graphicData>
+                  </a:graphic>
+                </wp:inline>
+              </w:drawing>
             </w:r>
           </w:p>
         </w:tc>
@@ -261,7 +478,38 @@
           </w:tcPr>
           <w:p>
             <w:r>
-              <w:t>frame_0176.jpg</w:t>
+              <w:drawing>
+                <wp:inline xmlns:a="http://schemas.openxmlformats.org/drawingml/2006/main" xmlns:pic="http://schemas.openxmlformats.org/drawingml/2006/picture">
+                  <wp:extent cx="1097280" cy="617220"/>
+                  <wp:docPr id="8" name="Picture 8"/>
+                  <wp:cNvGraphicFramePr>
+                    <a:graphicFrameLocks noChangeAspect="1"/>
+                  </wp:cNvGraphicFramePr>
+                  <a:graphic>
+                    <a:graphicData uri="http://schemas.openxmlformats.org/drawingml/2006/picture">
+                      <pic:pic>
+                        <pic:nvPicPr>
+                          <pic:cNvPr id="0" name="frame_0176.jpg"/>
+                          <pic:cNvPicPr/>
+                        </pic:nvPicPr>
+                        <pic:blipFill>
+                          <a:blip r:embed="rId10"/>
+                          <a:stretch>
+                            <a:fillRect/>
+                          </a:stretch>
+                        </pic:blipFill>
+                        <pic:spPr>
+                          <a:xfrm>
+                            <a:off x="0" y="0"/>
+                            <a:ext cx="1097280" cy="617220"/>
+                          </a:xfrm>
+                          <a:prstGeom prst="rect"/>
+                        </pic:spPr>
+                      </pic:pic>
+                    </a:graphicData>
+                  </a:graphic>
+                </wp:inline>
+              </w:drawing>
             </w:r>
           </w:p>
         </w:tc>
@@ -271,7 +519,38 @@
           </w:tcPr>
           <w:p>
             <w:r>
-              <w:t>frame_0353.jpg</w:t>
+              <w:drawing>
+                <wp:inline xmlns:a="http://schemas.openxmlformats.org/drawingml/2006/main" xmlns:pic="http://schemas.openxmlformats.org/drawingml/2006/picture">
+                  <wp:extent cx="1097280" cy="617220"/>
+                  <wp:docPr id="9" name="Picture 9"/>
+                  <wp:cNvGraphicFramePr>
+                    <a:graphicFrameLocks noChangeAspect="1"/>
+                  </wp:cNvGraphicFramePr>
+                  <a:graphic>
+                    <a:graphicData uri="http://schemas.openxmlformats.org/drawingml/2006/picture">
+                      <pic:pic>
+                        <pic:nvPicPr>
+                          <pic:cNvPr id="0" name="frame_0353.jpg"/>
+                          <pic:cNvPicPr/>
+                        </pic:nvPicPr>
+                        <pic:blipFill>
+                          <a:blip r:embed="rId11"/>
+                          <a:stretch>
+                            <a:fillRect/>
+                          </a:stretch>
+                        </pic:blipFill>
+                        <pic:spPr>
+                          <a:xfrm>
+                            <a:off x="0" y="0"/>
+                            <a:ext cx="1097280" cy="617220"/>
+                          </a:xfrm>
+                          <a:prstGeom prst="rect"/>
+                        </pic:spPr>
+                      </pic:pic>
+                    </a:graphicData>
+                  </a:graphic>
+                </wp:inline>
+              </w:drawing>
             </w:r>
           </w:p>
         </w:tc>
@@ -310,7 +589,38 @@
           </w:tcPr>
           <w:p>
             <w:r>
-              <w:t>frame_0000.jpg</w:t>
+              <w:drawing>
+                <wp:inline xmlns:a="http://schemas.openxmlformats.org/drawingml/2006/main" xmlns:pic="http://schemas.openxmlformats.org/drawingml/2006/picture">
+                  <wp:extent cx="1097280" cy="617220"/>
+                  <wp:docPr id="10" name="Picture 10"/>
+                  <wp:cNvGraphicFramePr>
+                    <a:graphicFrameLocks noChangeAspect="1"/>
+                  </wp:cNvGraphicFramePr>
+                  <a:graphic>
+                    <a:graphicData uri="http://schemas.openxmlformats.org/drawingml/2006/picture">
+                      <pic:pic>
+                        <pic:nvPicPr>
+                          <pic:cNvPr id="0" name="frame_0000.jpg"/>
+                          <pic:cNvPicPr/>
+                        </pic:nvPicPr>
+                        <pic:blipFill>
+                          <a:blip r:embed="rId9"/>
+                          <a:stretch>
+                            <a:fillRect/>
+                          </a:stretch>
+                        </pic:blipFill>
+                        <pic:spPr>
+                          <a:xfrm>
+                            <a:off x="0" y="0"/>
+                            <a:ext cx="1097280" cy="617220"/>
+                          </a:xfrm>
+                          <a:prstGeom prst="rect"/>
+                        </pic:spPr>
+                      </pic:pic>
+                    </a:graphicData>
+                  </a:graphic>
+                </wp:inline>
+              </w:drawing>
             </w:r>
           </w:p>
         </w:tc>
@@ -320,7 +630,38 @@
           </w:tcPr>
           <w:p>
             <w:r>
-              <w:t>frame_0176.jpg</w:t>
+              <w:drawing>
+                <wp:inline xmlns:a="http://schemas.openxmlformats.org/drawingml/2006/main" xmlns:pic="http://schemas.openxmlformats.org/drawingml/2006/picture">
+                  <wp:extent cx="1097280" cy="617220"/>
+                  <wp:docPr id="11" name="Picture 11"/>
+                  <wp:cNvGraphicFramePr>
+                    <a:graphicFrameLocks noChangeAspect="1"/>
+                  </wp:cNvGraphicFramePr>
+                  <a:graphic>
+                    <a:graphicData uri="http://schemas.openxmlformats.org/drawingml/2006/picture">
+                      <pic:pic>
+                        <pic:nvPicPr>
+                          <pic:cNvPr id="0" name="frame_0176.jpg"/>
+                          <pic:cNvPicPr/>
+                        </pic:nvPicPr>
+                        <pic:blipFill>
+                          <a:blip r:embed="rId10"/>
+                          <a:stretch>
+                            <a:fillRect/>
+                          </a:stretch>
+                        </pic:blipFill>
+                        <pic:spPr>
+                          <a:xfrm>
+                            <a:off x="0" y="0"/>
+                            <a:ext cx="1097280" cy="617220"/>
+                          </a:xfrm>
+                          <a:prstGeom prst="rect"/>
+                        </pic:spPr>
+                      </pic:pic>
+                    </a:graphicData>
+                  </a:graphic>
+                </wp:inline>
+              </w:drawing>
             </w:r>
           </w:p>
         </w:tc>
@@ -330,7 +671,38 @@
           </w:tcPr>
           <w:p>
             <w:r>
-              <w:t>frame_0353.jpg</w:t>
+              <w:drawing>
+                <wp:inline xmlns:a="http://schemas.openxmlformats.org/drawingml/2006/main" xmlns:pic="http://schemas.openxmlformats.org/drawingml/2006/picture">
+                  <wp:extent cx="1097280" cy="617220"/>
+                  <wp:docPr id="12" name="Picture 12"/>
+                  <wp:cNvGraphicFramePr>
+                    <a:graphicFrameLocks noChangeAspect="1"/>
+                  </wp:cNvGraphicFramePr>
+                  <a:graphic>
+                    <a:graphicData uri="http://schemas.openxmlformats.org/drawingml/2006/picture">
+                      <pic:pic>
+                        <pic:nvPicPr>
+                          <pic:cNvPr id="0" name="frame_0353.jpg"/>
+                          <pic:cNvPicPr/>
+                        </pic:nvPicPr>
+                        <pic:blipFill>
+                          <a:blip r:embed="rId11"/>
+                          <a:stretch>
+                            <a:fillRect/>
+                          </a:stretch>
+                        </pic:blipFill>
+                        <pic:spPr>
+                          <a:xfrm>
+                            <a:off x="0" y="0"/>
+                            <a:ext cx="1097280" cy="617220"/>
+                          </a:xfrm>
+                          <a:prstGeom prst="rect"/>
+                        </pic:spPr>
+                      </pic:pic>
+                    </a:graphicData>
+                  </a:graphic>
+                </wp:inline>
+              </w:drawing>
             </w:r>
           </w:p>
         </w:tc>
@@ -369,7 +741,38 @@
           </w:tcPr>
           <w:p>
             <w:r>
-              <w:t>frame_0000.jpg</w:t>
+              <w:drawing>
+                <wp:inline xmlns:a="http://schemas.openxmlformats.org/drawingml/2006/main" xmlns:pic="http://schemas.openxmlformats.org/drawingml/2006/picture">
+                  <wp:extent cx="1097280" cy="617220"/>
+                  <wp:docPr id="13" name="Picture 13"/>
+                  <wp:cNvGraphicFramePr>
+                    <a:graphicFrameLocks noChangeAspect="1"/>
+                  </wp:cNvGraphicFramePr>
+                  <a:graphic>
+                    <a:graphicData uri="http://schemas.openxmlformats.org/drawingml/2006/picture">
+                      <pic:pic>
+                        <pic:nvPicPr>
+                          <pic:cNvPr id="0" name="frame_0000.jpg"/>
+                          <pic:cNvPicPr/>
+                        </pic:nvPicPr>
+                        <pic:blipFill>
+                          <a:blip r:embed="rId9"/>
+                          <a:stretch>
+                            <a:fillRect/>
+                          </a:stretch>
+                        </pic:blipFill>
+                        <pic:spPr>
+                          <a:xfrm>
+                            <a:off x="0" y="0"/>
+                            <a:ext cx="1097280" cy="617220"/>
+                          </a:xfrm>
+                          <a:prstGeom prst="rect"/>
+                        </pic:spPr>
+                      </pic:pic>
+                    </a:graphicData>
+                  </a:graphic>
+                </wp:inline>
+              </w:drawing>
             </w:r>
           </w:p>
         </w:tc>
@@ -379,7 +782,38 @@
           </w:tcPr>
           <w:p>
             <w:r>
-              <w:t>frame_0176.jpg</w:t>
+              <w:drawing>
+                <wp:inline xmlns:a="http://schemas.openxmlformats.org/drawingml/2006/main" xmlns:pic="http://schemas.openxmlformats.org/drawingml/2006/picture">
+                  <wp:extent cx="1097280" cy="617220"/>
+                  <wp:docPr id="14" name="Picture 14"/>
+                  <wp:cNvGraphicFramePr>
+                    <a:graphicFrameLocks noChangeAspect="1"/>
+                  </wp:cNvGraphicFramePr>
+                  <a:graphic>
+                    <a:graphicData uri="http://schemas.openxmlformats.org/drawingml/2006/picture">
+                      <pic:pic>
+                        <pic:nvPicPr>
+                          <pic:cNvPr id="0" name="frame_0176.jpg"/>
+                          <pic:cNvPicPr/>
+                        </pic:nvPicPr>
+                        <pic:blipFill>
+                          <a:blip r:embed="rId10"/>
+                          <a:stretch>
+                            <a:fillRect/>
+                          </a:stretch>
+                        </pic:blipFill>
+                        <pic:spPr>
+                          <a:xfrm>
+                            <a:off x="0" y="0"/>
+                            <a:ext cx="1097280" cy="617220"/>
+                          </a:xfrm>
+                          <a:prstGeom prst="rect"/>
+                        </pic:spPr>
+                      </pic:pic>
+                    </a:graphicData>
+                  </a:graphic>
+                </wp:inline>
+              </w:drawing>
             </w:r>
           </w:p>
         </w:tc>
@@ -389,7 +823,38 @@
           </w:tcPr>
           <w:p>
             <w:r>
-              <w:t>frame_0353.jpg</w:t>
+              <w:drawing>
+                <wp:inline xmlns:a="http://schemas.openxmlformats.org/drawingml/2006/main" xmlns:pic="http://schemas.openxmlformats.org/drawingml/2006/picture">
+                  <wp:extent cx="1097280" cy="617220"/>
+                  <wp:docPr id="15" name="Picture 15"/>
+                  <wp:cNvGraphicFramePr>
+                    <a:graphicFrameLocks noChangeAspect="1"/>
+                  </wp:cNvGraphicFramePr>
+                  <a:graphic>
+                    <a:graphicData uri="http://schemas.openxmlformats.org/drawingml/2006/picture">
+                      <pic:pic>
+                        <pic:nvPicPr>
+                          <pic:cNvPr id="0" name="frame_0353.jpg"/>
+                          <pic:cNvPicPr/>
+                        </pic:nvPicPr>
+                        <pic:blipFill>
+                          <a:blip r:embed="rId11"/>
+                          <a:stretch>
+                            <a:fillRect/>
+                          </a:stretch>
+                        </pic:blipFill>
+                        <pic:spPr>
+                          <a:xfrm>
+                            <a:off x="0" y="0"/>
+                            <a:ext cx="1097280" cy="617220"/>
+                          </a:xfrm>
+                          <a:prstGeom prst="rect"/>
+                        </pic:spPr>
+                      </pic:pic>
+                    </a:graphicData>
+                  </a:graphic>
+                </wp:inline>
+              </w:drawing>
             </w:r>
           </w:p>
         </w:tc>
@@ -428,7 +893,38 @@
           </w:tcPr>
           <w:p>
             <w:r>
-              <w:t>frame_0000.jpg</w:t>
+              <w:drawing>
+                <wp:inline xmlns:a="http://schemas.openxmlformats.org/drawingml/2006/main" xmlns:pic="http://schemas.openxmlformats.org/drawingml/2006/picture">
+                  <wp:extent cx="1097280" cy="617220"/>
+                  <wp:docPr id="16" name="Picture 16"/>
+                  <wp:cNvGraphicFramePr>
+                    <a:graphicFrameLocks noChangeAspect="1"/>
+                  </wp:cNvGraphicFramePr>
+                  <a:graphic>
+                    <a:graphicData uri="http://schemas.openxmlformats.org/drawingml/2006/picture">
+                      <pic:pic>
+                        <pic:nvPicPr>
+                          <pic:cNvPr id="0" name="frame_0000.jpg"/>
+                          <pic:cNvPicPr/>
+                        </pic:nvPicPr>
+                        <pic:blipFill>
+                          <a:blip r:embed="rId9"/>
+                          <a:stretch>
+                            <a:fillRect/>
+                          </a:stretch>
+                        </pic:blipFill>
+                        <pic:spPr>
+                          <a:xfrm>
+                            <a:off x="0" y="0"/>
+                            <a:ext cx="1097280" cy="617220"/>
+                          </a:xfrm>
+                          <a:prstGeom prst="rect"/>
+                        </pic:spPr>
+                      </pic:pic>
+                    </a:graphicData>
+                  </a:graphic>
+                </wp:inline>
+              </w:drawing>
             </w:r>
           </w:p>
         </w:tc>
@@ -438,7 +934,38 @@
           </w:tcPr>
           <w:p>
             <w:r>
-              <w:t>frame_0176.jpg</w:t>
+              <w:drawing>
+                <wp:inline xmlns:a="http://schemas.openxmlformats.org/drawingml/2006/main" xmlns:pic="http://schemas.openxmlformats.org/drawingml/2006/picture">
+                  <wp:extent cx="1097280" cy="617220"/>
+                  <wp:docPr id="17" name="Picture 17"/>
+                  <wp:cNvGraphicFramePr>
+                    <a:graphicFrameLocks noChangeAspect="1"/>
+                  </wp:cNvGraphicFramePr>
+                  <a:graphic>
+                    <a:graphicData uri="http://schemas.openxmlformats.org/drawingml/2006/picture">
+                      <pic:pic>
+                        <pic:nvPicPr>
+                          <pic:cNvPr id="0" name="frame_0176.jpg"/>
+                          <pic:cNvPicPr/>
+                        </pic:nvPicPr>
+                        <pic:blipFill>
+                          <a:blip r:embed="rId10"/>
+                          <a:stretch>
+                            <a:fillRect/>
+                          </a:stretch>
+                        </pic:blipFill>
+                        <pic:spPr>
+                          <a:xfrm>
+                            <a:off x="0" y="0"/>
+                            <a:ext cx="1097280" cy="617220"/>
+                          </a:xfrm>
+                          <a:prstGeom prst="rect"/>
+                        </pic:spPr>
+                      </pic:pic>
+                    </a:graphicData>
+                  </a:graphic>
+                </wp:inline>
+              </w:drawing>
             </w:r>
           </w:p>
         </w:tc>
@@ -448,7 +975,38 @@
           </w:tcPr>
           <w:p>
             <w:r>
-              <w:t>frame_0353.jpg</w:t>
+              <w:drawing>
+                <wp:inline xmlns:a="http://schemas.openxmlformats.org/drawingml/2006/main" xmlns:pic="http://schemas.openxmlformats.org/drawingml/2006/picture">
+                  <wp:extent cx="1097280" cy="617220"/>
+                  <wp:docPr id="18" name="Picture 18"/>
+                  <wp:cNvGraphicFramePr>
+                    <a:graphicFrameLocks noChangeAspect="1"/>
+                  </wp:cNvGraphicFramePr>
+                  <a:graphic>
+                    <a:graphicData uri="http://schemas.openxmlformats.org/drawingml/2006/picture">
+                      <pic:pic>
+                        <pic:nvPicPr>
+                          <pic:cNvPr id="0" name="frame_0353.jpg"/>
+                          <pic:cNvPicPr/>
+                        </pic:nvPicPr>
+                        <pic:blipFill>
+                          <a:blip r:embed="rId11"/>
+                          <a:stretch>
+                            <a:fillRect/>
+                          </a:stretch>
+                        </pic:blipFill>
+                        <pic:spPr>
+                          <a:xfrm>
+                            <a:off x="0" y="0"/>
+                            <a:ext cx="1097280" cy="617220"/>
+                          </a:xfrm>
+                          <a:prstGeom prst="rect"/>
+                        </pic:spPr>
+                      </pic:pic>
+                    </a:graphicData>
+                  </a:graphic>
+                </wp:inline>
+              </w:drawing>
             </w:r>
           </w:p>
         </w:tc>
@@ -487,7 +1045,38 @@
           </w:tcPr>
           <w:p>
             <w:r>
-              <w:t>frame_0000.jpg</w:t>
+              <w:drawing>
+                <wp:inline xmlns:a="http://schemas.openxmlformats.org/drawingml/2006/main" xmlns:pic="http://schemas.openxmlformats.org/drawingml/2006/picture">
+                  <wp:extent cx="1097280" cy="617220"/>
+                  <wp:docPr id="19" name="Picture 19"/>
+                  <wp:cNvGraphicFramePr>
+                    <a:graphicFrameLocks noChangeAspect="1"/>
+                  </wp:cNvGraphicFramePr>
+                  <a:graphic>
+                    <a:graphicData uri="http://schemas.openxmlformats.org/drawingml/2006/picture">
+                      <pic:pic>
+                        <pic:nvPicPr>
+                          <pic:cNvPr id="0" name="frame_0000.jpg"/>
+                          <pic:cNvPicPr/>
+                        </pic:nvPicPr>
+                        <pic:blipFill>
+                          <a:blip r:embed="rId9"/>
+                          <a:stretch>
+                            <a:fillRect/>
+                          </a:stretch>
+                        </pic:blipFill>
+                        <pic:spPr>
+                          <a:xfrm>
+                            <a:off x="0" y="0"/>
+                            <a:ext cx="1097280" cy="617220"/>
+                          </a:xfrm>
+                          <a:prstGeom prst="rect"/>
+                        </pic:spPr>
+                      </pic:pic>
+                    </a:graphicData>
+                  </a:graphic>
+                </wp:inline>
+              </w:drawing>
             </w:r>
           </w:p>
         </w:tc>
@@ -497,7 +1086,38 @@
           </w:tcPr>
           <w:p>
             <w:r>
-              <w:t>frame_0176.jpg</w:t>
+              <w:drawing>
+                <wp:inline xmlns:a="http://schemas.openxmlformats.org/drawingml/2006/main" xmlns:pic="http://schemas.openxmlformats.org/drawingml/2006/picture">
+                  <wp:extent cx="1097280" cy="617220"/>
+                  <wp:docPr id="20" name="Picture 20"/>
+                  <wp:cNvGraphicFramePr>
+                    <a:graphicFrameLocks noChangeAspect="1"/>
+                  </wp:cNvGraphicFramePr>
+                  <a:graphic>
+                    <a:graphicData uri="http://schemas.openxmlformats.org/drawingml/2006/picture">
+                      <pic:pic>
+                        <pic:nvPicPr>
+                          <pic:cNvPr id="0" name="frame_0176.jpg"/>
+                          <pic:cNvPicPr/>
+                        </pic:nvPicPr>
+                        <pic:blipFill>
+                          <a:blip r:embed="rId10"/>
+                          <a:stretch>
+                            <a:fillRect/>
+                          </a:stretch>
+                        </pic:blipFill>
+                        <pic:spPr>
+                          <a:xfrm>
+                            <a:off x="0" y="0"/>
+                            <a:ext cx="1097280" cy="617220"/>
+                          </a:xfrm>
+                          <a:prstGeom prst="rect"/>
+                        </pic:spPr>
+                      </pic:pic>
+                    </a:graphicData>
+                  </a:graphic>
+                </wp:inline>
+              </w:drawing>
             </w:r>
           </w:p>
         </w:tc>
@@ -507,7 +1127,38 @@
           </w:tcPr>
           <w:p>
             <w:r>
-              <w:t>frame_0353.jpg</w:t>
+              <w:drawing>
+                <wp:inline xmlns:a="http://schemas.openxmlformats.org/drawingml/2006/main" xmlns:pic="http://schemas.openxmlformats.org/drawingml/2006/picture">
+                  <wp:extent cx="1097280" cy="617220"/>
+                  <wp:docPr id="21" name="Picture 21"/>
+                  <wp:cNvGraphicFramePr>
+                    <a:graphicFrameLocks noChangeAspect="1"/>
+                  </wp:cNvGraphicFramePr>
+                  <a:graphic>
+                    <a:graphicData uri="http://schemas.openxmlformats.org/drawingml/2006/picture">
+                      <pic:pic>
+                        <pic:nvPicPr>
+                          <pic:cNvPr id="0" name="frame_0353.jpg"/>
+                          <pic:cNvPicPr/>
+                        </pic:nvPicPr>
+                        <pic:blipFill>
+                          <a:blip r:embed="rId11"/>
+                          <a:stretch>
+                            <a:fillRect/>
+                          </a:stretch>
+                        </pic:blipFill>
+                        <pic:spPr>
+                          <a:xfrm>
+                            <a:off x="0" y="0"/>
+                            <a:ext cx="1097280" cy="617220"/>
+                          </a:xfrm>
+                          <a:prstGeom prst="rect"/>
+                        </pic:spPr>
+                      </pic:pic>
+                    </a:graphicData>
+                  </a:graphic>
+                </wp:inline>
+              </w:drawing>
             </w:r>
           </w:p>
         </w:tc>
@@ -551,7 +1202,38 @@
           </w:tcPr>
           <w:p>
             <w:r>
-              <w:t>frame_0000.jpg</w:t>
+              <w:drawing>
+                <wp:inline xmlns:a="http://schemas.openxmlformats.org/drawingml/2006/main" xmlns:pic="http://schemas.openxmlformats.org/drawingml/2006/picture">
+                  <wp:extent cx="1097280" cy="617220"/>
+                  <wp:docPr id="22" name="Picture 22"/>
+                  <wp:cNvGraphicFramePr>
+                    <a:graphicFrameLocks noChangeAspect="1"/>
+                  </wp:cNvGraphicFramePr>
+                  <a:graphic>
+                    <a:graphicData uri="http://schemas.openxmlformats.org/drawingml/2006/picture">
+                      <pic:pic>
+                        <pic:nvPicPr>
+                          <pic:cNvPr id="0" name="frame_0000.jpg"/>
+                          <pic:cNvPicPr/>
+                        </pic:nvPicPr>
+                        <pic:blipFill>
+                          <a:blip r:embed="rId9"/>
+                          <a:stretch>
+                            <a:fillRect/>
+                          </a:stretch>
+                        </pic:blipFill>
+                        <pic:spPr>
+                          <a:xfrm>
+                            <a:off x="0" y="0"/>
+                            <a:ext cx="1097280" cy="617220"/>
+                          </a:xfrm>
+                          <a:prstGeom prst="rect"/>
+                        </pic:spPr>
+                      </pic:pic>
+                    </a:graphicData>
+                  </a:graphic>
+                </wp:inline>
+              </w:drawing>
             </w:r>
           </w:p>
         </w:tc>
@@ -561,7 +1243,38 @@
           </w:tcPr>
           <w:p>
             <w:r>
-              <w:t>frame_0176.jpg</w:t>
+              <w:drawing>
+                <wp:inline xmlns:a="http://schemas.openxmlformats.org/drawingml/2006/main" xmlns:pic="http://schemas.openxmlformats.org/drawingml/2006/picture">
+                  <wp:extent cx="1097280" cy="617220"/>
+                  <wp:docPr id="23" name="Picture 23"/>
+                  <wp:cNvGraphicFramePr>
+                    <a:graphicFrameLocks noChangeAspect="1"/>
+                  </wp:cNvGraphicFramePr>
+                  <a:graphic>
+                    <a:graphicData uri="http://schemas.openxmlformats.org/drawingml/2006/picture">
+                      <pic:pic>
+                        <pic:nvPicPr>
+                          <pic:cNvPr id="0" name="frame_0176.jpg"/>
+                          <pic:cNvPicPr/>
+                        </pic:nvPicPr>
+                        <pic:blipFill>
+                          <a:blip r:embed="rId10"/>
+                          <a:stretch>
+                            <a:fillRect/>
+                          </a:stretch>
+                        </pic:blipFill>
+                        <pic:spPr>
+                          <a:xfrm>
+                            <a:off x="0" y="0"/>
+                            <a:ext cx="1097280" cy="617220"/>
+                          </a:xfrm>
+                          <a:prstGeom prst="rect"/>
+                        </pic:spPr>
+                      </pic:pic>
+                    </a:graphicData>
+                  </a:graphic>
+                </wp:inline>
+              </w:drawing>
             </w:r>
           </w:p>
         </w:tc>
@@ -571,7 +1284,38 @@
           </w:tcPr>
           <w:p>
             <w:r>
-              <w:t>frame_0353.jpg</w:t>
+              <w:drawing>
+                <wp:inline xmlns:a="http://schemas.openxmlformats.org/drawingml/2006/main" xmlns:pic="http://schemas.openxmlformats.org/drawingml/2006/picture">
+                  <wp:extent cx="1097280" cy="617220"/>
+                  <wp:docPr id="24" name="Picture 24"/>
+                  <wp:cNvGraphicFramePr>
+                    <a:graphicFrameLocks noChangeAspect="1"/>
+                  </wp:cNvGraphicFramePr>
+                  <a:graphic>
+                    <a:graphicData uri="http://schemas.openxmlformats.org/drawingml/2006/picture">
+                      <pic:pic>
+                        <pic:nvPicPr>
+                          <pic:cNvPr id="0" name="frame_0353.jpg"/>
+                          <pic:cNvPicPr/>
+                        </pic:nvPicPr>
+                        <pic:blipFill>
+                          <a:blip r:embed="rId11"/>
+                          <a:stretch>
+                            <a:fillRect/>
+                          </a:stretch>
+                        </pic:blipFill>
+                        <pic:spPr>
+                          <a:xfrm>
+                            <a:off x="0" y="0"/>
+                            <a:ext cx="1097280" cy="617220"/>
+                          </a:xfrm>
+                          <a:prstGeom prst="rect"/>
+                        </pic:spPr>
+                      </pic:pic>
+                    </a:graphicData>
+                  </a:graphic>
+                </wp:inline>
+              </w:drawing>
             </w:r>
           </w:p>
         </w:tc>
@@ -610,7 +1354,38 @@
           </w:tcPr>
           <w:p>
             <w:r>
-              <w:t>frame_0000.jpg</w:t>
+              <w:drawing>
+                <wp:inline xmlns:a="http://schemas.openxmlformats.org/drawingml/2006/main" xmlns:pic="http://schemas.openxmlformats.org/drawingml/2006/picture">
+                  <wp:extent cx="1097280" cy="617220"/>
+                  <wp:docPr id="25" name="Picture 25"/>
+                  <wp:cNvGraphicFramePr>
+                    <a:graphicFrameLocks noChangeAspect="1"/>
+                  </wp:cNvGraphicFramePr>
+                  <a:graphic>
+                    <a:graphicData uri="http://schemas.openxmlformats.org/drawingml/2006/picture">
+                      <pic:pic>
+                        <pic:nvPicPr>
+                          <pic:cNvPr id="0" name="frame_0000.jpg"/>
+                          <pic:cNvPicPr/>
+                        </pic:nvPicPr>
+                        <pic:blipFill>
+                          <a:blip r:embed="rId9"/>
+                          <a:stretch>
+                            <a:fillRect/>
+                          </a:stretch>
+                        </pic:blipFill>
+                        <pic:spPr>
+                          <a:xfrm>
+                            <a:off x="0" y="0"/>
+                            <a:ext cx="1097280" cy="617220"/>
+                          </a:xfrm>
+                          <a:prstGeom prst="rect"/>
+                        </pic:spPr>
+                      </pic:pic>
+                    </a:graphicData>
+                  </a:graphic>
+                </wp:inline>
+              </w:drawing>
             </w:r>
           </w:p>
         </w:tc>
@@ -620,7 +1395,38 @@
           </w:tcPr>
           <w:p>
             <w:r>
-              <w:t>frame_0176.jpg</w:t>
+              <w:drawing>
+                <wp:inline xmlns:a="http://schemas.openxmlformats.org/drawingml/2006/main" xmlns:pic="http://schemas.openxmlformats.org/drawingml/2006/picture">
+                  <wp:extent cx="1097280" cy="617220"/>
+                  <wp:docPr id="26" name="Picture 26"/>
+                  <wp:cNvGraphicFramePr>
+                    <a:graphicFrameLocks noChangeAspect="1"/>
+                  </wp:cNvGraphicFramePr>
+                  <a:graphic>
+                    <a:graphicData uri="http://schemas.openxmlformats.org/drawingml/2006/picture">
+                      <pic:pic>
+                        <pic:nvPicPr>
+                          <pic:cNvPr id="0" name="frame_0176.jpg"/>
+                          <pic:cNvPicPr/>
+                        </pic:nvPicPr>
+                        <pic:blipFill>
+                          <a:blip r:embed="rId10"/>
+                          <a:stretch>
+                            <a:fillRect/>
+                          </a:stretch>
+                        </pic:blipFill>
+                        <pic:spPr>
+                          <a:xfrm>
+                            <a:off x="0" y="0"/>
+                            <a:ext cx="1097280" cy="617220"/>
+                          </a:xfrm>
+                          <a:prstGeom prst="rect"/>
+                        </pic:spPr>
+                      </pic:pic>
+                    </a:graphicData>
+                  </a:graphic>
+                </wp:inline>
+              </w:drawing>
             </w:r>
           </w:p>
         </w:tc>
@@ -630,7 +1436,38 @@
           </w:tcPr>
           <w:p>
             <w:r>
-              <w:t>frame_0353.jpg</w:t>
+              <w:drawing>
+                <wp:inline xmlns:a="http://schemas.openxmlformats.org/drawingml/2006/main" xmlns:pic="http://schemas.openxmlformats.org/drawingml/2006/picture">
+                  <wp:extent cx="1097280" cy="617220"/>
+                  <wp:docPr id="27" name="Picture 27"/>
+                  <wp:cNvGraphicFramePr>
+                    <a:graphicFrameLocks noChangeAspect="1"/>
+                  </wp:cNvGraphicFramePr>
+                  <a:graphic>
+                    <a:graphicData uri="http://schemas.openxmlformats.org/drawingml/2006/picture">
+                      <pic:pic>
+                        <pic:nvPicPr>
+                          <pic:cNvPr id="0" name="frame_0353.jpg"/>
+                          <pic:cNvPicPr/>
+                        </pic:nvPicPr>
+                        <pic:blipFill>
+                          <a:blip r:embed="rId11"/>
+                          <a:stretch>
+                            <a:fillRect/>
+                          </a:stretch>
+                        </pic:blipFill>
+                        <pic:spPr>
+                          <a:xfrm>
+                            <a:off x="0" y="0"/>
+                            <a:ext cx="1097280" cy="617220"/>
+                          </a:xfrm>
+                          <a:prstGeom prst="rect"/>
+                        </pic:spPr>
+                      </pic:pic>
+                    </a:graphicData>
+                  </a:graphic>
+                </wp:inline>
+              </w:drawing>
             </w:r>
           </w:p>
         </w:tc>
@@ -669,7 +1506,38 @@
           </w:tcPr>
           <w:p>
             <w:r>
-              <w:t>frame_0000.jpg</w:t>
+              <w:drawing>
+                <wp:inline xmlns:a="http://schemas.openxmlformats.org/drawingml/2006/main" xmlns:pic="http://schemas.openxmlformats.org/drawingml/2006/picture">
+                  <wp:extent cx="1097280" cy="617220"/>
+                  <wp:docPr id="28" name="Picture 28"/>
+                  <wp:cNvGraphicFramePr>
+                    <a:graphicFrameLocks noChangeAspect="1"/>
+                  </wp:cNvGraphicFramePr>
+                  <a:graphic>
+                    <a:graphicData uri="http://schemas.openxmlformats.org/drawingml/2006/picture">
+                      <pic:pic>
+                        <pic:nvPicPr>
+                          <pic:cNvPr id="0" name="frame_0000.jpg"/>
+                          <pic:cNvPicPr/>
+                        </pic:nvPicPr>
+                        <pic:blipFill>
+                          <a:blip r:embed="rId9"/>
+                          <a:stretch>
+                            <a:fillRect/>
+                          </a:stretch>
+                        </pic:blipFill>
+                        <pic:spPr>
+                          <a:xfrm>
+                            <a:off x="0" y="0"/>
+                            <a:ext cx="1097280" cy="617220"/>
+                          </a:xfrm>
+                          <a:prstGeom prst="rect"/>
+                        </pic:spPr>
+                      </pic:pic>
+                    </a:graphicData>
+                  </a:graphic>
+                </wp:inline>
+              </w:drawing>
             </w:r>
           </w:p>
         </w:tc>
@@ -679,7 +1547,38 @@
           </w:tcPr>
           <w:p>
             <w:r>
-              <w:t>frame_0176.jpg</w:t>
+              <w:drawing>
+                <wp:inline xmlns:a="http://schemas.openxmlformats.org/drawingml/2006/main" xmlns:pic="http://schemas.openxmlformats.org/drawingml/2006/picture">
+                  <wp:extent cx="1097280" cy="617220"/>
+                  <wp:docPr id="29" name="Picture 29"/>
+                  <wp:cNvGraphicFramePr>
+                    <a:graphicFrameLocks noChangeAspect="1"/>
+                  </wp:cNvGraphicFramePr>
+                  <a:graphic>
+                    <a:graphicData uri="http://schemas.openxmlformats.org/drawingml/2006/picture">
+                      <pic:pic>
+                        <pic:nvPicPr>
+                          <pic:cNvPr id="0" name="frame_0176.jpg"/>
+                          <pic:cNvPicPr/>
+                        </pic:nvPicPr>
+                        <pic:blipFill>
+                          <a:blip r:embed="rId10"/>
+                          <a:stretch>
+                            <a:fillRect/>
+                          </a:stretch>
+                        </pic:blipFill>
+                        <pic:spPr>
+                          <a:xfrm>
+                            <a:off x="0" y="0"/>
+                            <a:ext cx="1097280" cy="617220"/>
+                          </a:xfrm>
+                          <a:prstGeom prst="rect"/>
+                        </pic:spPr>
+                      </pic:pic>
+                    </a:graphicData>
+                  </a:graphic>
+                </wp:inline>
+              </w:drawing>
             </w:r>
           </w:p>
         </w:tc>
@@ -689,7 +1588,38 @@
           </w:tcPr>
           <w:p>
             <w:r>
-              <w:t>frame_0353.jpg</w:t>
+              <w:drawing>
+                <wp:inline xmlns:a="http://schemas.openxmlformats.org/drawingml/2006/main" xmlns:pic="http://schemas.openxmlformats.org/drawingml/2006/picture">
+                  <wp:extent cx="1097280" cy="617220"/>
+                  <wp:docPr id="30" name="Picture 30"/>
+                  <wp:cNvGraphicFramePr>
+                    <a:graphicFrameLocks noChangeAspect="1"/>
+                  </wp:cNvGraphicFramePr>
+                  <a:graphic>
+                    <a:graphicData uri="http://schemas.openxmlformats.org/drawingml/2006/picture">
+                      <pic:pic>
+                        <pic:nvPicPr>
+                          <pic:cNvPr id="0" name="frame_0353.jpg"/>
+                          <pic:cNvPicPr/>
+                        </pic:nvPicPr>
+                        <pic:blipFill>
+                          <a:blip r:embed="rId11"/>
+                          <a:stretch>
+                            <a:fillRect/>
+                          </a:stretch>
+                        </pic:blipFill>
+                        <pic:spPr>
+                          <a:xfrm>
+                            <a:off x="0" y="0"/>
+                            <a:ext cx="1097280" cy="617220"/>
+                          </a:xfrm>
+                          <a:prstGeom prst="rect"/>
+                        </pic:spPr>
+                      </pic:pic>
+                    </a:graphicData>
+                  </a:graphic>
+                </wp:inline>
+              </w:drawing>
             </w:r>
           </w:p>
         </w:tc>
@@ -728,7 +1658,38 @@
           </w:tcPr>
           <w:p>
             <w:r>
-              <w:t>frame_0000.jpg</w:t>
+              <w:drawing>
+                <wp:inline xmlns:a="http://schemas.openxmlformats.org/drawingml/2006/main" xmlns:pic="http://schemas.openxmlformats.org/drawingml/2006/picture">
+                  <wp:extent cx="1097280" cy="617220"/>
+                  <wp:docPr id="31" name="Picture 31"/>
+                  <wp:cNvGraphicFramePr>
+                    <a:graphicFrameLocks noChangeAspect="1"/>
+                  </wp:cNvGraphicFramePr>
+                  <a:graphic>
+                    <a:graphicData uri="http://schemas.openxmlformats.org/drawingml/2006/picture">
+                      <pic:pic>
+                        <pic:nvPicPr>
+                          <pic:cNvPr id="0" name="frame_0000.jpg"/>
+                          <pic:cNvPicPr/>
+                        </pic:nvPicPr>
+                        <pic:blipFill>
+                          <a:blip r:embed="rId9"/>
+                          <a:stretch>
+                            <a:fillRect/>
+                          </a:stretch>
+                        </pic:blipFill>
+                        <pic:spPr>
+                          <a:xfrm>
+                            <a:off x="0" y="0"/>
+                            <a:ext cx="1097280" cy="617220"/>
+                          </a:xfrm>
+                          <a:prstGeom prst="rect"/>
+                        </pic:spPr>
+                      </pic:pic>
+                    </a:graphicData>
+                  </a:graphic>
+                </wp:inline>
+              </w:drawing>
             </w:r>
           </w:p>
         </w:tc>
@@ -738,7 +1699,38 @@
           </w:tcPr>
           <w:p>
             <w:r>
-              <w:t>frame_0176.jpg</w:t>
+              <w:drawing>
+                <wp:inline xmlns:a="http://schemas.openxmlformats.org/drawingml/2006/main" xmlns:pic="http://schemas.openxmlformats.org/drawingml/2006/picture">
+                  <wp:extent cx="1097280" cy="617220"/>
+                  <wp:docPr id="32" name="Picture 32"/>
+                  <wp:cNvGraphicFramePr>
+                    <a:graphicFrameLocks noChangeAspect="1"/>
+                  </wp:cNvGraphicFramePr>
+                  <a:graphic>
+                    <a:graphicData uri="http://schemas.openxmlformats.org/drawingml/2006/picture">
+                      <pic:pic>
+                        <pic:nvPicPr>
+                          <pic:cNvPr id="0" name="frame_0176.jpg"/>
+                          <pic:cNvPicPr/>
+                        </pic:nvPicPr>
+                        <pic:blipFill>
+                          <a:blip r:embed="rId10"/>
+                          <a:stretch>
+                            <a:fillRect/>
+                          </a:stretch>
+                        </pic:blipFill>
+                        <pic:spPr>
+                          <a:xfrm>
+                            <a:off x="0" y="0"/>
+                            <a:ext cx="1097280" cy="617220"/>
+                          </a:xfrm>
+                          <a:prstGeom prst="rect"/>
+                        </pic:spPr>
+                      </pic:pic>
+                    </a:graphicData>
+                  </a:graphic>
+                </wp:inline>
+              </w:drawing>
             </w:r>
           </w:p>
         </w:tc>
@@ -748,7 +1740,38 @@
           </w:tcPr>
           <w:p>
             <w:r>
-              <w:t>frame_0353.jpg</w:t>
+              <w:drawing>
+                <wp:inline xmlns:a="http://schemas.openxmlformats.org/drawingml/2006/main" xmlns:pic="http://schemas.openxmlformats.org/drawingml/2006/picture">
+                  <wp:extent cx="1097280" cy="617220"/>
+                  <wp:docPr id="33" name="Picture 33"/>
+                  <wp:cNvGraphicFramePr>
+                    <a:graphicFrameLocks noChangeAspect="1"/>
+                  </wp:cNvGraphicFramePr>
+                  <a:graphic>
+                    <a:graphicData uri="http://schemas.openxmlformats.org/drawingml/2006/picture">
+                      <pic:pic>
+                        <pic:nvPicPr>
+                          <pic:cNvPr id="0" name="frame_0353.jpg"/>
+                          <pic:cNvPicPr/>
+                        </pic:nvPicPr>
+                        <pic:blipFill>
+                          <a:blip r:embed="rId11"/>
+                          <a:stretch>
+                            <a:fillRect/>
+                          </a:stretch>
+                        </pic:blipFill>
+                        <pic:spPr>
+                          <a:xfrm>
+                            <a:off x="0" y="0"/>
+                            <a:ext cx="1097280" cy="617220"/>
+                          </a:xfrm>
+                          <a:prstGeom prst="rect"/>
+                        </pic:spPr>
+                      </pic:pic>
+                    </a:graphicData>
+                  </a:graphic>
+                </wp:inline>
+              </w:drawing>
             </w:r>
           </w:p>
         </w:tc>
@@ -787,7 +1810,38 @@
           </w:tcPr>
           <w:p>
             <w:r>
-              <w:t>frame_0000.jpg</w:t>
+              <w:drawing>
+                <wp:inline xmlns:a="http://schemas.openxmlformats.org/drawingml/2006/main" xmlns:pic="http://schemas.openxmlformats.org/drawingml/2006/picture">
+                  <wp:extent cx="1097280" cy="617220"/>
+                  <wp:docPr id="34" name="Picture 34"/>
+                  <wp:cNvGraphicFramePr>
+                    <a:graphicFrameLocks noChangeAspect="1"/>
+                  </wp:cNvGraphicFramePr>
+                  <a:graphic>
+                    <a:graphicData uri="http://schemas.openxmlformats.org/drawingml/2006/picture">
+                      <pic:pic>
+                        <pic:nvPicPr>
+                          <pic:cNvPr id="0" name="frame_0000.jpg"/>
+                          <pic:cNvPicPr/>
+                        </pic:nvPicPr>
+                        <pic:blipFill>
+                          <a:blip r:embed="rId9"/>
+                          <a:stretch>
+                            <a:fillRect/>
+                          </a:stretch>
+                        </pic:blipFill>
+                        <pic:spPr>
+                          <a:xfrm>
+                            <a:off x="0" y="0"/>
+                            <a:ext cx="1097280" cy="617220"/>
+                          </a:xfrm>
+                          <a:prstGeom prst="rect"/>
+                        </pic:spPr>
+                      </pic:pic>
+                    </a:graphicData>
+                  </a:graphic>
+                </wp:inline>
+              </w:drawing>
             </w:r>
           </w:p>
         </w:tc>
@@ -797,7 +1851,38 @@
           </w:tcPr>
           <w:p>
             <w:r>
-              <w:t>frame_0176.jpg</w:t>
+              <w:drawing>
+                <wp:inline xmlns:a="http://schemas.openxmlformats.org/drawingml/2006/main" xmlns:pic="http://schemas.openxmlformats.org/drawingml/2006/picture">
+                  <wp:extent cx="1097280" cy="617220"/>
+                  <wp:docPr id="35" name="Picture 35"/>
+                  <wp:cNvGraphicFramePr>
+                    <a:graphicFrameLocks noChangeAspect="1"/>
+                  </wp:cNvGraphicFramePr>
+                  <a:graphic>
+                    <a:graphicData uri="http://schemas.openxmlformats.org/drawingml/2006/picture">
+                      <pic:pic>
+                        <pic:nvPicPr>
+                          <pic:cNvPr id="0" name="frame_0176.jpg"/>
+                          <pic:cNvPicPr/>
+                        </pic:nvPicPr>
+                        <pic:blipFill>
+                          <a:blip r:embed="rId10"/>
+                          <a:stretch>
+                            <a:fillRect/>
+                          </a:stretch>
+                        </pic:blipFill>
+                        <pic:spPr>
+                          <a:xfrm>
+                            <a:off x="0" y="0"/>
+                            <a:ext cx="1097280" cy="617220"/>
+                          </a:xfrm>
+                          <a:prstGeom prst="rect"/>
+                        </pic:spPr>
+                      </pic:pic>
+                    </a:graphicData>
+                  </a:graphic>
+                </wp:inline>
+              </w:drawing>
             </w:r>
           </w:p>
         </w:tc>
@@ -807,7 +1892,38 @@
           </w:tcPr>
           <w:p>
             <w:r>
-              <w:t>frame_0353.jpg</w:t>
+              <w:drawing>
+                <wp:inline xmlns:a="http://schemas.openxmlformats.org/drawingml/2006/main" xmlns:pic="http://schemas.openxmlformats.org/drawingml/2006/picture">
+                  <wp:extent cx="1097280" cy="617220"/>
+                  <wp:docPr id="36" name="Picture 36"/>
+                  <wp:cNvGraphicFramePr>
+                    <a:graphicFrameLocks noChangeAspect="1"/>
+                  </wp:cNvGraphicFramePr>
+                  <a:graphic>
+                    <a:graphicData uri="http://schemas.openxmlformats.org/drawingml/2006/picture">
+                      <pic:pic>
+                        <pic:nvPicPr>
+                          <pic:cNvPr id="0" name="frame_0353.jpg"/>
+                          <pic:cNvPicPr/>
+                        </pic:nvPicPr>
+                        <pic:blipFill>
+                          <a:blip r:embed="rId11"/>
+                          <a:stretch>
+                            <a:fillRect/>
+                          </a:stretch>
+                        </pic:blipFill>
+                        <pic:spPr>
+                          <a:xfrm>
+                            <a:off x="0" y="0"/>
+                            <a:ext cx="1097280" cy="617220"/>
+                          </a:xfrm>
+                          <a:prstGeom prst="rect"/>
+                        </pic:spPr>
+                      </pic:pic>
+                    </a:graphicData>
+                  </a:graphic>
+                </wp:inline>
+              </w:drawing>
             </w:r>
           </w:p>
         </w:tc>
@@ -846,7 +1962,38 @@
           </w:tcPr>
           <w:p>
             <w:r>
-              <w:t>frame_0000.jpg</w:t>
+              <w:drawing>
+                <wp:inline xmlns:a="http://schemas.openxmlformats.org/drawingml/2006/main" xmlns:pic="http://schemas.openxmlformats.org/drawingml/2006/picture">
+                  <wp:extent cx="1097280" cy="617220"/>
+                  <wp:docPr id="37" name="Picture 37"/>
+                  <wp:cNvGraphicFramePr>
+                    <a:graphicFrameLocks noChangeAspect="1"/>
+                  </wp:cNvGraphicFramePr>
+                  <a:graphic>
+                    <a:graphicData uri="http://schemas.openxmlformats.org/drawingml/2006/picture">
+                      <pic:pic>
+                        <pic:nvPicPr>
+                          <pic:cNvPr id="0" name="frame_0000.jpg"/>
+                          <pic:cNvPicPr/>
+                        </pic:nvPicPr>
+                        <pic:blipFill>
+                          <a:blip r:embed="rId9"/>
+                          <a:stretch>
+                            <a:fillRect/>
+                          </a:stretch>
+                        </pic:blipFill>
+                        <pic:spPr>
+                          <a:xfrm>
+                            <a:off x="0" y="0"/>
+                            <a:ext cx="1097280" cy="617220"/>
+                          </a:xfrm>
+                          <a:prstGeom prst="rect"/>
+                        </pic:spPr>
+                      </pic:pic>
+                    </a:graphicData>
+                  </a:graphic>
+                </wp:inline>
+              </w:drawing>
             </w:r>
           </w:p>
         </w:tc>
@@ -856,7 +2003,38 @@
           </w:tcPr>
           <w:p>
             <w:r>
-              <w:t>frame_0176.jpg</w:t>
+              <w:drawing>
+                <wp:inline xmlns:a="http://schemas.openxmlformats.org/drawingml/2006/main" xmlns:pic="http://schemas.openxmlformats.org/drawingml/2006/picture">
+                  <wp:extent cx="1097280" cy="617220"/>
+                  <wp:docPr id="38" name="Picture 38"/>
+                  <wp:cNvGraphicFramePr>
+                    <a:graphicFrameLocks noChangeAspect="1"/>
+                  </wp:cNvGraphicFramePr>
+                  <a:graphic>
+                    <a:graphicData uri="http://schemas.openxmlformats.org/drawingml/2006/picture">
+                      <pic:pic>
+                        <pic:nvPicPr>
+                          <pic:cNvPr id="0" name="frame_0176.jpg"/>
+                          <pic:cNvPicPr/>
+                        </pic:nvPicPr>
+                        <pic:blipFill>
+                          <a:blip r:embed="rId10"/>
+                          <a:stretch>
+                            <a:fillRect/>
+                          </a:stretch>
+                        </pic:blipFill>
+                        <pic:spPr>
+                          <a:xfrm>
+                            <a:off x="0" y="0"/>
+                            <a:ext cx="1097280" cy="617220"/>
+                          </a:xfrm>
+                          <a:prstGeom prst="rect"/>
+                        </pic:spPr>
+                      </pic:pic>
+                    </a:graphicData>
+                  </a:graphic>
+                </wp:inline>
+              </w:drawing>
             </w:r>
           </w:p>
         </w:tc>
@@ -866,7 +2044,38 @@
           </w:tcPr>
           <w:p>
             <w:r>
-              <w:t>frame_0353.jpg</w:t>
+              <w:drawing>
+                <wp:inline xmlns:a="http://schemas.openxmlformats.org/drawingml/2006/main" xmlns:pic="http://schemas.openxmlformats.org/drawingml/2006/picture">
+                  <wp:extent cx="1097280" cy="617220"/>
+                  <wp:docPr id="39" name="Picture 39"/>
+                  <wp:cNvGraphicFramePr>
+                    <a:graphicFrameLocks noChangeAspect="1"/>
+                  </wp:cNvGraphicFramePr>
+                  <a:graphic>
+                    <a:graphicData uri="http://schemas.openxmlformats.org/drawingml/2006/picture">
+                      <pic:pic>
+                        <pic:nvPicPr>
+                          <pic:cNvPr id="0" name="frame_0353.jpg"/>
+                          <pic:cNvPicPr/>
+                        </pic:nvPicPr>
+                        <pic:blipFill>
+                          <a:blip r:embed="rId11"/>
+                          <a:stretch>
+                            <a:fillRect/>
+                          </a:stretch>
+                        </pic:blipFill>
+                        <pic:spPr>
+                          <a:xfrm>
+                            <a:off x="0" y="0"/>
+                            <a:ext cx="1097280" cy="617220"/>
+                          </a:xfrm>
+                          <a:prstGeom prst="rect"/>
+                        </pic:spPr>
+                      </pic:pic>
+                    </a:graphicData>
+                  </a:graphic>
+                </wp:inline>
+              </w:drawing>
             </w:r>
           </w:p>
         </w:tc>
@@ -911,7 +2120,38 @@
           </w:tcPr>
           <w:p>
             <w:r>
-              <w:t>frame_0000.jpg</w:t>
+              <w:drawing>
+                <wp:inline xmlns:a="http://schemas.openxmlformats.org/drawingml/2006/main" xmlns:pic="http://schemas.openxmlformats.org/drawingml/2006/picture">
+                  <wp:extent cx="1097280" cy="617220"/>
+                  <wp:docPr id="40" name="Picture 40"/>
+                  <wp:cNvGraphicFramePr>
+                    <a:graphicFrameLocks noChangeAspect="1"/>
+                  </wp:cNvGraphicFramePr>
+                  <a:graphic>
+                    <a:graphicData uri="http://schemas.openxmlformats.org/drawingml/2006/picture">
+                      <pic:pic>
+                        <pic:nvPicPr>
+                          <pic:cNvPr id="0" name="frame_0000.jpg"/>
+                          <pic:cNvPicPr/>
+                        </pic:nvPicPr>
+                        <pic:blipFill>
+                          <a:blip r:embed="rId9"/>
+                          <a:stretch>
+                            <a:fillRect/>
+                          </a:stretch>
+                        </pic:blipFill>
+                        <pic:spPr>
+                          <a:xfrm>
+                            <a:off x="0" y="0"/>
+                            <a:ext cx="1097280" cy="617220"/>
+                          </a:xfrm>
+                          <a:prstGeom prst="rect"/>
+                        </pic:spPr>
+                      </pic:pic>
+                    </a:graphicData>
+                  </a:graphic>
+                </wp:inline>
+              </w:drawing>
             </w:r>
           </w:p>
         </w:tc>
@@ -921,7 +2161,38 @@
           </w:tcPr>
           <w:p>
             <w:r>
-              <w:t>frame_0176.jpg</w:t>
+              <w:drawing>
+                <wp:inline xmlns:a="http://schemas.openxmlformats.org/drawingml/2006/main" xmlns:pic="http://schemas.openxmlformats.org/drawingml/2006/picture">
+                  <wp:extent cx="1097280" cy="617220"/>
+                  <wp:docPr id="41" name="Picture 41"/>
+                  <wp:cNvGraphicFramePr>
+                    <a:graphicFrameLocks noChangeAspect="1"/>
+                  </wp:cNvGraphicFramePr>
+                  <a:graphic>
+                    <a:graphicData uri="http://schemas.openxmlformats.org/drawingml/2006/picture">
+                      <pic:pic>
+                        <pic:nvPicPr>
+                          <pic:cNvPr id="0" name="frame_0176.jpg"/>
+                          <pic:cNvPicPr/>
+                        </pic:nvPicPr>
+                        <pic:blipFill>
+                          <a:blip r:embed="rId10"/>
+                          <a:stretch>
+                            <a:fillRect/>
+                          </a:stretch>
+                        </pic:blipFill>
+                        <pic:spPr>
+                          <a:xfrm>
+                            <a:off x="0" y="0"/>
+                            <a:ext cx="1097280" cy="617220"/>
+                          </a:xfrm>
+                          <a:prstGeom prst="rect"/>
+                        </pic:spPr>
+                      </pic:pic>
+                    </a:graphicData>
+                  </a:graphic>
+                </wp:inline>
+              </w:drawing>
             </w:r>
           </w:p>
         </w:tc>
@@ -931,7 +2202,38 @@
           </w:tcPr>
           <w:p>
             <w:r>
-              <w:t>frame_0353.jpg</w:t>
+              <w:drawing>
+                <wp:inline xmlns:a="http://schemas.openxmlformats.org/drawingml/2006/main" xmlns:pic="http://schemas.openxmlformats.org/drawingml/2006/picture">
+                  <wp:extent cx="1097280" cy="617220"/>
+                  <wp:docPr id="42" name="Picture 42"/>
+                  <wp:cNvGraphicFramePr>
+                    <a:graphicFrameLocks noChangeAspect="1"/>
+                  </wp:cNvGraphicFramePr>
+                  <a:graphic>
+                    <a:graphicData uri="http://schemas.openxmlformats.org/drawingml/2006/picture">
+                      <pic:pic>
+                        <pic:nvPicPr>
+                          <pic:cNvPr id="0" name="frame_0353.jpg"/>
+                          <pic:cNvPicPr/>
+                        </pic:nvPicPr>
+                        <pic:blipFill>
+                          <a:blip r:embed="rId11"/>
+                          <a:stretch>
+                            <a:fillRect/>
+                          </a:stretch>
+                        </pic:blipFill>
+                        <pic:spPr>
+                          <a:xfrm>
+                            <a:off x="0" y="0"/>
+                            <a:ext cx="1097280" cy="617220"/>
+                          </a:xfrm>
+                          <a:prstGeom prst="rect"/>
+                        </pic:spPr>
+                      </pic:pic>
+                    </a:graphicData>
+                  </a:graphic>
+                </wp:inline>
+              </w:drawing>
             </w:r>
           </w:p>
         </w:tc>
@@ -985,7 +2287,38 @@
           </w:tcPr>
           <w:p>
             <w:r>
-              <w:t>frame_0000.jpg</w:t>
+              <w:drawing>
+                <wp:inline xmlns:a="http://schemas.openxmlformats.org/drawingml/2006/main" xmlns:pic="http://schemas.openxmlformats.org/drawingml/2006/picture">
+                  <wp:extent cx="1097280" cy="617220"/>
+                  <wp:docPr id="43" name="Picture 43"/>
+                  <wp:cNvGraphicFramePr>
+                    <a:graphicFrameLocks noChangeAspect="1"/>
+                  </wp:cNvGraphicFramePr>
+                  <a:graphic>
+                    <a:graphicData uri="http://schemas.openxmlformats.org/drawingml/2006/picture">
+                      <pic:pic>
+                        <pic:nvPicPr>
+                          <pic:cNvPr id="0" name="frame_0000.jpg"/>
+                          <pic:cNvPicPr/>
+                        </pic:nvPicPr>
+                        <pic:blipFill>
+                          <a:blip r:embed="rId9"/>
+                          <a:stretch>
+                            <a:fillRect/>
+                          </a:stretch>
+                        </pic:blipFill>
+                        <pic:spPr>
+                          <a:xfrm>
+                            <a:off x="0" y="0"/>
+                            <a:ext cx="1097280" cy="617220"/>
+                          </a:xfrm>
+                          <a:prstGeom prst="rect"/>
+                        </pic:spPr>
+                      </pic:pic>
+                    </a:graphicData>
+                  </a:graphic>
+                </wp:inline>
+              </w:drawing>
             </w:r>
           </w:p>
         </w:tc>
@@ -995,7 +2328,38 @@
           </w:tcPr>
           <w:p>
             <w:r>
-              <w:t>frame_0176.jpg</w:t>
+              <w:drawing>
+                <wp:inline xmlns:a="http://schemas.openxmlformats.org/drawingml/2006/main" xmlns:pic="http://schemas.openxmlformats.org/drawingml/2006/picture">
+                  <wp:extent cx="1097280" cy="617220"/>
+                  <wp:docPr id="44" name="Picture 44"/>
+                  <wp:cNvGraphicFramePr>
+                    <a:graphicFrameLocks noChangeAspect="1"/>
+                  </wp:cNvGraphicFramePr>
+                  <a:graphic>
+                    <a:graphicData uri="http://schemas.openxmlformats.org/drawingml/2006/picture">
+                      <pic:pic>
+                        <pic:nvPicPr>
+                          <pic:cNvPr id="0" name="frame_0176.jpg"/>
+                          <pic:cNvPicPr/>
+                        </pic:nvPicPr>
+                        <pic:blipFill>
+                          <a:blip r:embed="rId10"/>
+                          <a:stretch>
+                            <a:fillRect/>
+                          </a:stretch>
+                        </pic:blipFill>
+                        <pic:spPr>
+                          <a:xfrm>
+                            <a:off x="0" y="0"/>
+                            <a:ext cx="1097280" cy="617220"/>
+                          </a:xfrm>
+                          <a:prstGeom prst="rect"/>
+                        </pic:spPr>
+                      </pic:pic>
+                    </a:graphicData>
+                  </a:graphic>
+                </wp:inline>
+              </w:drawing>
             </w:r>
           </w:p>
         </w:tc>
@@ -1005,7 +2369,38 @@
           </w:tcPr>
           <w:p>
             <w:r>
-              <w:t>frame_0353.jpg</w:t>
+              <w:drawing>
+                <wp:inline xmlns:a="http://schemas.openxmlformats.org/drawingml/2006/main" xmlns:pic="http://schemas.openxmlformats.org/drawingml/2006/picture">
+                  <wp:extent cx="1097280" cy="617220"/>
+                  <wp:docPr id="45" name="Picture 45"/>
+                  <wp:cNvGraphicFramePr>
+                    <a:graphicFrameLocks noChangeAspect="1"/>
+                  </wp:cNvGraphicFramePr>
+                  <a:graphic>
+                    <a:graphicData uri="http://schemas.openxmlformats.org/drawingml/2006/picture">
+                      <pic:pic>
+                        <pic:nvPicPr>
+                          <pic:cNvPr id="0" name="frame_0353.jpg"/>
+                          <pic:cNvPicPr/>
+                        </pic:nvPicPr>
+                        <pic:blipFill>
+                          <a:blip r:embed="rId11"/>
+                          <a:stretch>
+                            <a:fillRect/>
+                          </a:stretch>
+                        </pic:blipFill>
+                        <pic:spPr>
+                          <a:xfrm>
+                            <a:off x="0" y="0"/>
+                            <a:ext cx="1097280" cy="617220"/>
+                          </a:xfrm>
+                          <a:prstGeom prst="rect"/>
+                        </pic:spPr>
+                      </pic:pic>
+                    </a:graphicData>
+                  </a:graphic>
+                </wp:inline>
+              </w:drawing>
             </w:r>
           </w:p>
         </w:tc>
@@ -1044,7 +2439,38 @@
           </w:tcPr>
           <w:p>
             <w:r>
-              <w:t>frame_0000.jpg</w:t>
+              <w:drawing>
+                <wp:inline xmlns:a="http://schemas.openxmlformats.org/drawingml/2006/main" xmlns:pic="http://schemas.openxmlformats.org/drawingml/2006/picture">
+                  <wp:extent cx="1097280" cy="617220"/>
+                  <wp:docPr id="46" name="Picture 46"/>
+                  <wp:cNvGraphicFramePr>
+                    <a:graphicFrameLocks noChangeAspect="1"/>
+                  </wp:cNvGraphicFramePr>
+                  <a:graphic>
+                    <a:graphicData uri="http://schemas.openxmlformats.org/drawingml/2006/picture">
+                      <pic:pic>
+                        <pic:nvPicPr>
+                          <pic:cNvPr id="0" name="frame_0000.jpg"/>
+                          <pic:cNvPicPr/>
+                        </pic:nvPicPr>
+                        <pic:blipFill>
+                          <a:blip r:embed="rId9"/>
+                          <a:stretch>
+                            <a:fillRect/>
+                          </a:stretch>
+                        </pic:blipFill>
+                        <pic:spPr>
+                          <a:xfrm>
+                            <a:off x="0" y="0"/>
+                            <a:ext cx="1097280" cy="617220"/>
+                          </a:xfrm>
+                          <a:prstGeom prst="rect"/>
+                        </pic:spPr>
+                      </pic:pic>
+                    </a:graphicData>
+                  </a:graphic>
+                </wp:inline>
+              </w:drawing>
             </w:r>
           </w:p>
         </w:tc>
@@ -1054,7 +2480,38 @@
           </w:tcPr>
           <w:p>
             <w:r>
-              <w:t>frame_0176.jpg</w:t>
+              <w:drawing>
+                <wp:inline xmlns:a="http://schemas.openxmlformats.org/drawingml/2006/main" xmlns:pic="http://schemas.openxmlformats.org/drawingml/2006/picture">
+                  <wp:extent cx="1097280" cy="617220"/>
+                  <wp:docPr id="47" name="Picture 47"/>
+                  <wp:cNvGraphicFramePr>
+                    <a:graphicFrameLocks noChangeAspect="1"/>
+                  </wp:cNvGraphicFramePr>
+                  <a:graphic>
+                    <a:graphicData uri="http://schemas.openxmlformats.org/drawingml/2006/picture">
+                      <pic:pic>
+                        <pic:nvPicPr>
+                          <pic:cNvPr id="0" name="frame_0176.jpg"/>
+                          <pic:cNvPicPr/>
+                        </pic:nvPicPr>
+                        <pic:blipFill>
+                          <a:blip r:embed="rId10"/>
+                          <a:stretch>
+                            <a:fillRect/>
+                          </a:stretch>
+                        </pic:blipFill>
+                        <pic:spPr>
+                          <a:xfrm>
+                            <a:off x="0" y="0"/>
+                            <a:ext cx="1097280" cy="617220"/>
+                          </a:xfrm>
+                          <a:prstGeom prst="rect"/>
+                        </pic:spPr>
+                      </pic:pic>
+                    </a:graphicData>
+                  </a:graphic>
+                </wp:inline>
+              </w:drawing>
             </w:r>
           </w:p>
         </w:tc>
@@ -1064,7 +2521,38 @@
           </w:tcPr>
           <w:p>
             <w:r>
-              <w:t>frame_0353.jpg</w:t>
+              <w:drawing>
+                <wp:inline xmlns:a="http://schemas.openxmlformats.org/drawingml/2006/main" xmlns:pic="http://schemas.openxmlformats.org/drawingml/2006/picture">
+                  <wp:extent cx="1097280" cy="617220"/>
+                  <wp:docPr id="48" name="Picture 48"/>
+                  <wp:cNvGraphicFramePr>
+                    <a:graphicFrameLocks noChangeAspect="1"/>
+                  </wp:cNvGraphicFramePr>
+                  <a:graphic>
+                    <a:graphicData uri="http://schemas.openxmlformats.org/drawingml/2006/picture">
+                      <pic:pic>
+                        <pic:nvPicPr>
+                          <pic:cNvPr id="0" name="frame_0353.jpg"/>
+                          <pic:cNvPicPr/>
+                        </pic:nvPicPr>
+                        <pic:blipFill>
+                          <a:blip r:embed="rId11"/>
+                          <a:stretch>
+                            <a:fillRect/>
+                          </a:stretch>
+                        </pic:blipFill>
+                        <pic:spPr>
+                          <a:xfrm>
+                            <a:off x="0" y="0"/>
+                            <a:ext cx="1097280" cy="617220"/>
+                          </a:xfrm>
+                          <a:prstGeom prst="rect"/>
+                        </pic:spPr>
+                      </pic:pic>
+                    </a:graphicData>
+                  </a:graphic>
+                </wp:inline>
+              </w:drawing>
             </w:r>
           </w:p>
         </w:tc>
@@ -1103,7 +2591,38 @@
           </w:tcPr>
           <w:p>
             <w:r>
-              <w:t>frame_0000.jpg</w:t>
+              <w:drawing>
+                <wp:inline xmlns:a="http://schemas.openxmlformats.org/drawingml/2006/main" xmlns:pic="http://schemas.openxmlformats.org/drawingml/2006/picture">
+                  <wp:extent cx="1097280" cy="617220"/>
+                  <wp:docPr id="49" name="Picture 49"/>
+                  <wp:cNvGraphicFramePr>
+                    <a:graphicFrameLocks noChangeAspect="1"/>
+                  </wp:cNvGraphicFramePr>
+                  <a:graphic>
+                    <a:graphicData uri="http://schemas.openxmlformats.org/drawingml/2006/picture">
+                      <pic:pic>
+                        <pic:nvPicPr>
+                          <pic:cNvPr id="0" name="frame_0000.jpg"/>
+                          <pic:cNvPicPr/>
+                        </pic:nvPicPr>
+                        <pic:blipFill>
+                          <a:blip r:embed="rId9"/>
+                          <a:stretch>
+                            <a:fillRect/>
+                          </a:stretch>
+                        </pic:blipFill>
+                        <pic:spPr>
+                          <a:xfrm>
+                            <a:off x="0" y="0"/>
+                            <a:ext cx="1097280" cy="617220"/>
+                          </a:xfrm>
+                          <a:prstGeom prst="rect"/>
+                        </pic:spPr>
+                      </pic:pic>
+                    </a:graphicData>
+                  </a:graphic>
+                </wp:inline>
+              </w:drawing>
             </w:r>
           </w:p>
         </w:tc>
@@ -1113,7 +2632,38 @@
           </w:tcPr>
           <w:p>
             <w:r>
-              <w:t>frame_0176.jpg</w:t>
+              <w:drawing>
+                <wp:inline xmlns:a="http://schemas.openxmlformats.org/drawingml/2006/main" xmlns:pic="http://schemas.openxmlformats.org/drawingml/2006/picture">
+                  <wp:extent cx="1097280" cy="617220"/>
+                  <wp:docPr id="50" name="Picture 50"/>
+                  <wp:cNvGraphicFramePr>
+                    <a:graphicFrameLocks noChangeAspect="1"/>
+                  </wp:cNvGraphicFramePr>
+                  <a:graphic>
+                    <a:graphicData uri="http://schemas.openxmlformats.org/drawingml/2006/picture">
+                      <pic:pic>
+                        <pic:nvPicPr>
+                          <pic:cNvPr id="0" name="frame_0176.jpg"/>
+                          <pic:cNvPicPr/>
+                        </pic:nvPicPr>
+                        <pic:blipFill>
+                          <a:blip r:embed="rId10"/>
+                          <a:stretch>
+                            <a:fillRect/>
+                          </a:stretch>
+                        </pic:blipFill>
+                        <pic:spPr>
+                          <a:xfrm>
+                            <a:off x="0" y="0"/>
+                            <a:ext cx="1097280" cy="617220"/>
+                          </a:xfrm>
+                          <a:prstGeom prst="rect"/>
+                        </pic:spPr>
+                      </pic:pic>
+                    </a:graphicData>
+                  </a:graphic>
+                </wp:inline>
+              </w:drawing>
             </w:r>
           </w:p>
         </w:tc>
@@ -1123,7 +2673,38 @@
           </w:tcPr>
           <w:p>
             <w:r>
-              <w:t>frame_0353.jpg</w:t>
+              <w:drawing>
+                <wp:inline xmlns:a="http://schemas.openxmlformats.org/drawingml/2006/main" xmlns:pic="http://schemas.openxmlformats.org/drawingml/2006/picture">
+                  <wp:extent cx="1097280" cy="617220"/>
+                  <wp:docPr id="51" name="Picture 51"/>
+                  <wp:cNvGraphicFramePr>
+                    <a:graphicFrameLocks noChangeAspect="1"/>
+                  </wp:cNvGraphicFramePr>
+                  <a:graphic>
+                    <a:graphicData uri="http://schemas.openxmlformats.org/drawingml/2006/picture">
+                      <pic:pic>
+                        <pic:nvPicPr>
+                          <pic:cNvPr id="0" name="frame_0353.jpg"/>
+                          <pic:cNvPicPr/>
+                        </pic:nvPicPr>
+                        <pic:blipFill>
+                          <a:blip r:embed="rId11"/>
+                          <a:stretch>
+                            <a:fillRect/>
+                          </a:stretch>
+                        </pic:blipFill>
+                        <pic:spPr>
+                          <a:xfrm>
+                            <a:off x="0" y="0"/>
+                            <a:ext cx="1097280" cy="617220"/>
+                          </a:xfrm>
+                          <a:prstGeom prst="rect"/>
+                        </pic:spPr>
+                      </pic:pic>
+                    </a:graphicData>
+                  </a:graphic>
+                </wp:inline>
+              </w:drawing>
             </w:r>
           </w:p>
         </w:tc>
@@ -1162,7 +2743,38 @@
           </w:tcPr>
           <w:p>
             <w:r>
-              <w:t>frame_0000.jpg</w:t>
+              <w:drawing>
+                <wp:inline xmlns:a="http://schemas.openxmlformats.org/drawingml/2006/main" xmlns:pic="http://schemas.openxmlformats.org/drawingml/2006/picture">
+                  <wp:extent cx="1097280" cy="617220"/>
+                  <wp:docPr id="52" name="Picture 52"/>
+                  <wp:cNvGraphicFramePr>
+                    <a:graphicFrameLocks noChangeAspect="1"/>
+                  </wp:cNvGraphicFramePr>
+                  <a:graphic>
+                    <a:graphicData uri="http://schemas.openxmlformats.org/drawingml/2006/picture">
+                      <pic:pic>
+                        <pic:nvPicPr>
+                          <pic:cNvPr id="0" name="frame_0000.jpg"/>
+                          <pic:cNvPicPr/>
+                        </pic:nvPicPr>
+                        <pic:blipFill>
+                          <a:blip r:embed="rId9"/>
+                          <a:stretch>
+                            <a:fillRect/>
+                          </a:stretch>
+                        </pic:blipFill>
+                        <pic:spPr>
+                          <a:xfrm>
+                            <a:off x="0" y="0"/>
+                            <a:ext cx="1097280" cy="617220"/>
+                          </a:xfrm>
+                          <a:prstGeom prst="rect"/>
+                        </pic:spPr>
+                      </pic:pic>
+                    </a:graphicData>
+                  </a:graphic>
+                </wp:inline>
+              </w:drawing>
             </w:r>
           </w:p>
         </w:tc>
@@ -1172,7 +2784,38 @@
           </w:tcPr>
           <w:p>
             <w:r>
-              <w:t>frame_0176.jpg</w:t>
+              <w:drawing>
+                <wp:inline xmlns:a="http://schemas.openxmlformats.org/drawingml/2006/main" xmlns:pic="http://schemas.openxmlformats.org/drawingml/2006/picture">
+                  <wp:extent cx="1097280" cy="617220"/>
+                  <wp:docPr id="53" name="Picture 53"/>
+                  <wp:cNvGraphicFramePr>
+                    <a:graphicFrameLocks noChangeAspect="1"/>
+                  </wp:cNvGraphicFramePr>
+                  <a:graphic>
+                    <a:graphicData uri="http://schemas.openxmlformats.org/drawingml/2006/picture">
+                      <pic:pic>
+                        <pic:nvPicPr>
+                          <pic:cNvPr id="0" name="frame_0176.jpg"/>
+                          <pic:cNvPicPr/>
+                        </pic:nvPicPr>
+                        <pic:blipFill>
+                          <a:blip r:embed="rId10"/>
+                          <a:stretch>
+                            <a:fillRect/>
+                          </a:stretch>
+                        </pic:blipFill>
+                        <pic:spPr>
+                          <a:xfrm>
+                            <a:off x="0" y="0"/>
+                            <a:ext cx="1097280" cy="617220"/>
+                          </a:xfrm>
+                          <a:prstGeom prst="rect"/>
+                        </pic:spPr>
+                      </pic:pic>
+                    </a:graphicData>
+                  </a:graphic>
+                </wp:inline>
+              </w:drawing>
             </w:r>
           </w:p>
         </w:tc>
@@ -1182,7 +2825,38 @@
           </w:tcPr>
           <w:p>
             <w:r>
-              <w:t>frame_0353.jpg</w:t>
+              <w:drawing>
+                <wp:inline xmlns:a="http://schemas.openxmlformats.org/drawingml/2006/main" xmlns:pic="http://schemas.openxmlformats.org/drawingml/2006/picture">
+                  <wp:extent cx="1097280" cy="617220"/>
+                  <wp:docPr id="54" name="Picture 54"/>
+                  <wp:cNvGraphicFramePr>
+                    <a:graphicFrameLocks noChangeAspect="1"/>
+                  </wp:cNvGraphicFramePr>
+                  <a:graphic>
+                    <a:graphicData uri="http://schemas.openxmlformats.org/drawingml/2006/picture">
+                      <pic:pic>
+                        <pic:nvPicPr>
+                          <pic:cNvPr id="0" name="frame_0353.jpg"/>
+                          <pic:cNvPicPr/>
+                        </pic:nvPicPr>
+                        <pic:blipFill>
+                          <a:blip r:embed="rId11"/>
+                          <a:stretch>
+                            <a:fillRect/>
+                          </a:stretch>
+                        </pic:blipFill>
+                        <pic:spPr>
+                          <a:xfrm>
+                            <a:off x="0" y="0"/>
+                            <a:ext cx="1097280" cy="617220"/>
+                          </a:xfrm>
+                          <a:prstGeom prst="rect"/>
+                        </pic:spPr>
+                      </pic:pic>
+                    </a:graphicData>
+                  </a:graphic>
+                </wp:inline>
+              </w:drawing>
             </w:r>
           </w:p>
         </w:tc>
@@ -1221,7 +2895,38 @@
           </w:tcPr>
           <w:p>
             <w:r>
-              <w:t>frame_0000.jpg</w:t>
+              <w:drawing>
+                <wp:inline xmlns:a="http://schemas.openxmlformats.org/drawingml/2006/main" xmlns:pic="http://schemas.openxmlformats.org/drawingml/2006/picture">
+                  <wp:extent cx="1097280" cy="617220"/>
+                  <wp:docPr id="55" name="Picture 55"/>
+                  <wp:cNvGraphicFramePr>
+                    <a:graphicFrameLocks noChangeAspect="1"/>
+                  </wp:cNvGraphicFramePr>
+                  <a:graphic>
+                    <a:graphicData uri="http://schemas.openxmlformats.org/drawingml/2006/picture">
+                      <pic:pic>
+                        <pic:nvPicPr>
+                          <pic:cNvPr id="0" name="frame_0000.jpg"/>
+                          <pic:cNvPicPr/>
+                        </pic:nvPicPr>
+                        <pic:blipFill>
+                          <a:blip r:embed="rId9"/>
+                          <a:stretch>
+                            <a:fillRect/>
+                          </a:stretch>
+                        </pic:blipFill>
+                        <pic:spPr>
+                          <a:xfrm>
+                            <a:off x="0" y="0"/>
+                            <a:ext cx="1097280" cy="617220"/>
+                          </a:xfrm>
+                          <a:prstGeom prst="rect"/>
+                        </pic:spPr>
+                      </pic:pic>
+                    </a:graphicData>
+                  </a:graphic>
+                </wp:inline>
+              </w:drawing>
             </w:r>
           </w:p>
         </w:tc>
@@ -1231,7 +2936,38 @@
           </w:tcPr>
           <w:p>
             <w:r>
-              <w:t>frame_0176.jpg</w:t>
+              <w:drawing>
+                <wp:inline xmlns:a="http://schemas.openxmlformats.org/drawingml/2006/main" xmlns:pic="http://schemas.openxmlformats.org/drawingml/2006/picture">
+                  <wp:extent cx="1097280" cy="617220"/>
+                  <wp:docPr id="56" name="Picture 56"/>
+                  <wp:cNvGraphicFramePr>
+                    <a:graphicFrameLocks noChangeAspect="1"/>
+                  </wp:cNvGraphicFramePr>
+                  <a:graphic>
+                    <a:graphicData uri="http://schemas.openxmlformats.org/drawingml/2006/picture">
+                      <pic:pic>
+                        <pic:nvPicPr>
+                          <pic:cNvPr id="0" name="frame_0176.jpg"/>
+                          <pic:cNvPicPr/>
+                        </pic:nvPicPr>
+                        <pic:blipFill>
+                          <a:blip r:embed="rId10"/>
+                          <a:stretch>
+                            <a:fillRect/>
+                          </a:stretch>
+                        </pic:blipFill>
+                        <pic:spPr>
+                          <a:xfrm>
+                            <a:off x="0" y="0"/>
+                            <a:ext cx="1097280" cy="617220"/>
+                          </a:xfrm>
+                          <a:prstGeom prst="rect"/>
+                        </pic:spPr>
+                      </pic:pic>
+                    </a:graphicData>
+                  </a:graphic>
+                </wp:inline>
+              </w:drawing>
             </w:r>
           </w:p>
         </w:tc>
@@ -1241,7 +2977,38 @@
           </w:tcPr>
           <w:p>
             <w:r>
-              <w:t>frame_0353.jpg</w:t>
+              <w:drawing>
+                <wp:inline xmlns:a="http://schemas.openxmlformats.org/drawingml/2006/main" xmlns:pic="http://schemas.openxmlformats.org/drawingml/2006/picture">
+                  <wp:extent cx="1097280" cy="617220"/>
+                  <wp:docPr id="57" name="Picture 57"/>
+                  <wp:cNvGraphicFramePr>
+                    <a:graphicFrameLocks noChangeAspect="1"/>
+                  </wp:cNvGraphicFramePr>
+                  <a:graphic>
+                    <a:graphicData uri="http://schemas.openxmlformats.org/drawingml/2006/picture">
+                      <pic:pic>
+                        <pic:nvPicPr>
+                          <pic:cNvPr id="0" name="frame_0353.jpg"/>
+                          <pic:cNvPicPr/>
+                        </pic:nvPicPr>
+                        <pic:blipFill>
+                          <a:blip r:embed="rId11"/>
+                          <a:stretch>
+                            <a:fillRect/>
+                          </a:stretch>
+                        </pic:blipFill>
+                        <pic:spPr>
+                          <a:xfrm>
+                            <a:off x="0" y="0"/>
+                            <a:ext cx="1097280" cy="617220"/>
+                          </a:xfrm>
+                          <a:prstGeom prst="rect"/>
+                        </pic:spPr>
+                      </pic:pic>
+                    </a:graphicData>
+                  </a:graphic>
+                </wp:inline>
+              </w:drawing>
             </w:r>
           </w:p>
         </w:tc>
@@ -1280,7 +3047,38 @@
           </w:tcPr>
           <w:p>
             <w:r>
-              <w:t>frame_0000.jpg</w:t>
+              <w:drawing>
+                <wp:inline xmlns:a="http://schemas.openxmlformats.org/drawingml/2006/main" xmlns:pic="http://schemas.openxmlformats.org/drawingml/2006/picture">
+                  <wp:extent cx="1097280" cy="617220"/>
+                  <wp:docPr id="58" name="Picture 58"/>
+                  <wp:cNvGraphicFramePr>
+                    <a:graphicFrameLocks noChangeAspect="1"/>
+                  </wp:cNvGraphicFramePr>
+                  <a:graphic>
+                    <a:graphicData uri="http://schemas.openxmlformats.org/drawingml/2006/picture">
+                      <pic:pic>
+                        <pic:nvPicPr>
+                          <pic:cNvPr id="0" name="frame_0000.jpg"/>
+                          <pic:cNvPicPr/>
+                        </pic:nvPicPr>
+                        <pic:blipFill>
+                          <a:blip r:embed="rId9"/>
+                          <a:stretch>
+                            <a:fillRect/>
+                          </a:stretch>
+                        </pic:blipFill>
+                        <pic:spPr>
+                          <a:xfrm>
+                            <a:off x="0" y="0"/>
+                            <a:ext cx="1097280" cy="617220"/>
+                          </a:xfrm>
+                          <a:prstGeom prst="rect"/>
+                        </pic:spPr>
+                      </pic:pic>
+                    </a:graphicData>
+                  </a:graphic>
+                </wp:inline>
+              </w:drawing>
             </w:r>
           </w:p>
         </w:tc>
@@ -1290,7 +3088,38 @@
           </w:tcPr>
           <w:p>
             <w:r>
-              <w:t>frame_0176.jpg</w:t>
+              <w:drawing>
+                <wp:inline xmlns:a="http://schemas.openxmlformats.org/drawingml/2006/main" xmlns:pic="http://schemas.openxmlformats.org/drawingml/2006/picture">
+                  <wp:extent cx="1097280" cy="617220"/>
+                  <wp:docPr id="59" name="Picture 59"/>
+                  <wp:cNvGraphicFramePr>
+                    <a:graphicFrameLocks noChangeAspect="1"/>
+                  </wp:cNvGraphicFramePr>
+                  <a:graphic>
+                    <a:graphicData uri="http://schemas.openxmlformats.org/drawingml/2006/picture">
+                      <pic:pic>
+                        <pic:nvPicPr>
+                          <pic:cNvPr id="0" name="frame_0176.jpg"/>
+                          <pic:cNvPicPr/>
+                        </pic:nvPicPr>
+                        <pic:blipFill>
+                          <a:blip r:embed="rId10"/>
+                          <a:stretch>
+                            <a:fillRect/>
+                          </a:stretch>
+                        </pic:blipFill>
+                        <pic:spPr>
+                          <a:xfrm>
+                            <a:off x="0" y="0"/>
+                            <a:ext cx="1097280" cy="617220"/>
+                          </a:xfrm>
+                          <a:prstGeom prst="rect"/>
+                        </pic:spPr>
+                      </pic:pic>
+                    </a:graphicData>
+                  </a:graphic>
+                </wp:inline>
+              </w:drawing>
             </w:r>
           </w:p>
         </w:tc>
@@ -1300,7 +3129,38 @@
           </w:tcPr>
           <w:p>
             <w:r>
-              <w:t>frame_0353.jpg</w:t>
+              <w:drawing>
+                <wp:inline xmlns:a="http://schemas.openxmlformats.org/drawingml/2006/main" xmlns:pic="http://schemas.openxmlformats.org/drawingml/2006/picture">
+                  <wp:extent cx="1097280" cy="617220"/>
+                  <wp:docPr id="60" name="Picture 60"/>
+                  <wp:cNvGraphicFramePr>
+                    <a:graphicFrameLocks noChangeAspect="1"/>
+                  </wp:cNvGraphicFramePr>
+                  <a:graphic>
+                    <a:graphicData uri="http://schemas.openxmlformats.org/drawingml/2006/picture">
+                      <pic:pic>
+                        <pic:nvPicPr>
+                          <pic:cNvPr id="0" name="frame_0353.jpg"/>
+                          <pic:cNvPicPr/>
+                        </pic:nvPicPr>
+                        <pic:blipFill>
+                          <a:blip r:embed="rId11"/>
+                          <a:stretch>
+                            <a:fillRect/>
+                          </a:stretch>
+                        </pic:blipFill>
+                        <pic:spPr>
+                          <a:xfrm>
+                            <a:off x="0" y="0"/>
+                            <a:ext cx="1097280" cy="617220"/>
+                          </a:xfrm>
+                          <a:prstGeom prst="rect"/>
+                        </pic:spPr>
+                      </pic:pic>
+                    </a:graphicData>
+                  </a:graphic>
+                </wp:inline>
+              </w:drawing>
             </w:r>
           </w:p>
         </w:tc>
@@ -1339,7 +3199,38 @@
           </w:tcPr>
           <w:p>
             <w:r>
-              <w:t>frame_0000.jpg</w:t>
+              <w:drawing>
+                <wp:inline xmlns:a="http://schemas.openxmlformats.org/drawingml/2006/main" xmlns:pic="http://schemas.openxmlformats.org/drawingml/2006/picture">
+                  <wp:extent cx="1097280" cy="617220"/>
+                  <wp:docPr id="61" name="Picture 61"/>
+                  <wp:cNvGraphicFramePr>
+                    <a:graphicFrameLocks noChangeAspect="1"/>
+                  </wp:cNvGraphicFramePr>
+                  <a:graphic>
+                    <a:graphicData uri="http://schemas.openxmlformats.org/drawingml/2006/picture">
+                      <pic:pic>
+                        <pic:nvPicPr>
+                          <pic:cNvPr id="0" name="frame_0000.jpg"/>
+                          <pic:cNvPicPr/>
+                        </pic:nvPicPr>
+                        <pic:blipFill>
+                          <a:blip r:embed="rId9"/>
+                          <a:stretch>
+                            <a:fillRect/>
+                          </a:stretch>
+                        </pic:blipFill>
+                        <pic:spPr>
+                          <a:xfrm>
+                            <a:off x="0" y="0"/>
+                            <a:ext cx="1097280" cy="617220"/>
+                          </a:xfrm>
+                          <a:prstGeom prst="rect"/>
+                        </pic:spPr>
+                      </pic:pic>
+                    </a:graphicData>
+                  </a:graphic>
+                </wp:inline>
+              </w:drawing>
             </w:r>
           </w:p>
         </w:tc>
@@ -1349,7 +3240,38 @@
           </w:tcPr>
           <w:p>
             <w:r>
-              <w:t>frame_0176.jpg</w:t>
+              <w:drawing>
+                <wp:inline xmlns:a="http://schemas.openxmlformats.org/drawingml/2006/main" xmlns:pic="http://schemas.openxmlformats.org/drawingml/2006/picture">
+                  <wp:extent cx="1097280" cy="617220"/>
+                  <wp:docPr id="62" name="Picture 62"/>
+                  <wp:cNvGraphicFramePr>
+                    <a:graphicFrameLocks noChangeAspect="1"/>
+                  </wp:cNvGraphicFramePr>
+                  <a:graphic>
+                    <a:graphicData uri="http://schemas.openxmlformats.org/drawingml/2006/picture">
+                      <pic:pic>
+                        <pic:nvPicPr>
+                          <pic:cNvPr id="0" name="frame_0176.jpg"/>
+                          <pic:cNvPicPr/>
+                        </pic:nvPicPr>
+                        <pic:blipFill>
+                          <a:blip r:embed="rId10"/>
+                          <a:stretch>
+                            <a:fillRect/>
+                          </a:stretch>
+                        </pic:blipFill>
+                        <pic:spPr>
+                          <a:xfrm>
+                            <a:off x="0" y="0"/>
+                            <a:ext cx="1097280" cy="617220"/>
+                          </a:xfrm>
+                          <a:prstGeom prst="rect"/>
+                        </pic:spPr>
+                      </pic:pic>
+                    </a:graphicData>
+                  </a:graphic>
+                </wp:inline>
+              </w:drawing>
             </w:r>
           </w:p>
         </w:tc>
@@ -1359,7 +3281,38 @@
           </w:tcPr>
           <w:p>
             <w:r>
-              <w:t>frame_0353.jpg</w:t>
+              <w:drawing>
+                <wp:inline xmlns:a="http://schemas.openxmlformats.org/drawingml/2006/main" xmlns:pic="http://schemas.openxmlformats.org/drawingml/2006/picture">
+                  <wp:extent cx="1097280" cy="617220"/>
+                  <wp:docPr id="63" name="Picture 63"/>
+                  <wp:cNvGraphicFramePr>
+                    <a:graphicFrameLocks noChangeAspect="1"/>
+                  </wp:cNvGraphicFramePr>
+                  <a:graphic>
+                    <a:graphicData uri="http://schemas.openxmlformats.org/drawingml/2006/picture">
+                      <pic:pic>
+                        <pic:nvPicPr>
+                          <pic:cNvPr id="0" name="frame_0353.jpg"/>
+                          <pic:cNvPicPr/>
+                        </pic:nvPicPr>
+                        <pic:blipFill>
+                          <a:blip r:embed="rId11"/>
+                          <a:stretch>
+                            <a:fillRect/>
+                          </a:stretch>
+                        </pic:blipFill>
+                        <pic:spPr>
+                          <a:xfrm>
+                            <a:off x="0" y="0"/>
+                            <a:ext cx="1097280" cy="617220"/>
+                          </a:xfrm>
+                          <a:prstGeom prst="rect"/>
+                        </pic:spPr>
+                      </pic:pic>
+                    </a:graphicData>
+                  </a:graphic>
+                </wp:inline>
+              </w:drawing>
             </w:r>
           </w:p>
         </w:tc>
@@ -1403,7 +3356,38 @@
           </w:tcPr>
           <w:p>
             <w:r>
-              <w:t>frame_0000.jpg</w:t>
+              <w:drawing>
+                <wp:inline xmlns:a="http://schemas.openxmlformats.org/drawingml/2006/main" xmlns:pic="http://schemas.openxmlformats.org/drawingml/2006/picture">
+                  <wp:extent cx="1097280" cy="617220"/>
+                  <wp:docPr id="64" name="Picture 64"/>
+                  <wp:cNvGraphicFramePr>
+                    <a:graphicFrameLocks noChangeAspect="1"/>
+                  </wp:cNvGraphicFramePr>
+                  <a:graphic>
+                    <a:graphicData uri="http://schemas.openxmlformats.org/drawingml/2006/picture">
+                      <pic:pic>
+                        <pic:nvPicPr>
+                          <pic:cNvPr id="0" name="frame_0000.jpg"/>
+                          <pic:cNvPicPr/>
+                        </pic:nvPicPr>
+                        <pic:blipFill>
+                          <a:blip r:embed="rId9"/>
+                          <a:stretch>
+                            <a:fillRect/>
+                          </a:stretch>
+                        </pic:blipFill>
+                        <pic:spPr>
+                          <a:xfrm>
+                            <a:off x="0" y="0"/>
+                            <a:ext cx="1097280" cy="617220"/>
+                          </a:xfrm>
+                          <a:prstGeom prst="rect"/>
+                        </pic:spPr>
+                      </pic:pic>
+                    </a:graphicData>
+                  </a:graphic>
+                </wp:inline>
+              </w:drawing>
             </w:r>
           </w:p>
         </w:tc>
@@ -1413,7 +3397,38 @@
           </w:tcPr>
           <w:p>
             <w:r>
-              <w:t>frame_0176.jpg</w:t>
+              <w:drawing>
+                <wp:inline xmlns:a="http://schemas.openxmlformats.org/drawingml/2006/main" xmlns:pic="http://schemas.openxmlformats.org/drawingml/2006/picture">
+                  <wp:extent cx="1097280" cy="617220"/>
+                  <wp:docPr id="65" name="Picture 65"/>
+                  <wp:cNvGraphicFramePr>
+                    <a:graphicFrameLocks noChangeAspect="1"/>
+                  </wp:cNvGraphicFramePr>
+                  <a:graphic>
+                    <a:graphicData uri="http://schemas.openxmlformats.org/drawingml/2006/picture">
+                      <pic:pic>
+                        <pic:nvPicPr>
+                          <pic:cNvPr id="0" name="frame_0176.jpg"/>
+                          <pic:cNvPicPr/>
+                        </pic:nvPicPr>
+                        <pic:blipFill>
+                          <a:blip r:embed="rId10"/>
+                          <a:stretch>
+                            <a:fillRect/>
+                          </a:stretch>
+                        </pic:blipFill>
+                        <pic:spPr>
+                          <a:xfrm>
+                            <a:off x="0" y="0"/>
+                            <a:ext cx="1097280" cy="617220"/>
+                          </a:xfrm>
+                          <a:prstGeom prst="rect"/>
+                        </pic:spPr>
+                      </pic:pic>
+                    </a:graphicData>
+                  </a:graphic>
+                </wp:inline>
+              </w:drawing>
             </w:r>
           </w:p>
         </w:tc>
@@ -1423,7 +3438,38 @@
           </w:tcPr>
           <w:p>
             <w:r>
-              <w:t>frame_0353.jpg</w:t>
+              <w:drawing>
+                <wp:inline xmlns:a="http://schemas.openxmlformats.org/drawingml/2006/main" xmlns:pic="http://schemas.openxmlformats.org/drawingml/2006/picture">
+                  <wp:extent cx="1097280" cy="617220"/>
+                  <wp:docPr id="66" name="Picture 66"/>
+                  <wp:cNvGraphicFramePr>
+                    <a:graphicFrameLocks noChangeAspect="1"/>
+                  </wp:cNvGraphicFramePr>
+                  <a:graphic>
+                    <a:graphicData uri="http://schemas.openxmlformats.org/drawingml/2006/picture">
+                      <pic:pic>
+                        <pic:nvPicPr>
+                          <pic:cNvPr id="0" name="frame_0353.jpg"/>
+                          <pic:cNvPicPr/>
+                        </pic:nvPicPr>
+                        <pic:blipFill>
+                          <a:blip r:embed="rId11"/>
+                          <a:stretch>
+                            <a:fillRect/>
+                          </a:stretch>
+                        </pic:blipFill>
+                        <pic:spPr>
+                          <a:xfrm>
+                            <a:off x="0" y="0"/>
+                            <a:ext cx="1097280" cy="617220"/>
+                          </a:xfrm>
+                          <a:prstGeom prst="rect"/>
+                        </pic:spPr>
+                      </pic:pic>
+                    </a:graphicData>
+                  </a:graphic>
+                </wp:inline>
+              </w:drawing>
             </w:r>
           </w:p>
         </w:tc>
@@ -1462,7 +3508,38 @@
           </w:tcPr>
           <w:p>
             <w:r>
-              <w:t>frame_0000.jpg</w:t>
+              <w:drawing>
+                <wp:inline xmlns:a="http://schemas.openxmlformats.org/drawingml/2006/main" xmlns:pic="http://schemas.openxmlformats.org/drawingml/2006/picture">
+                  <wp:extent cx="1097280" cy="617220"/>
+                  <wp:docPr id="67" name="Picture 67"/>
+                  <wp:cNvGraphicFramePr>
+                    <a:graphicFrameLocks noChangeAspect="1"/>
+                  </wp:cNvGraphicFramePr>
+                  <a:graphic>
+                    <a:graphicData uri="http://schemas.openxmlformats.org/drawingml/2006/picture">
+                      <pic:pic>
+                        <pic:nvPicPr>
+                          <pic:cNvPr id="0" name="frame_0000.jpg"/>
+                          <pic:cNvPicPr/>
+                        </pic:nvPicPr>
+                        <pic:blipFill>
+                          <a:blip r:embed="rId9"/>
+                          <a:stretch>
+                            <a:fillRect/>
+                          </a:stretch>
+                        </pic:blipFill>
+                        <pic:spPr>
+                          <a:xfrm>
+                            <a:off x="0" y="0"/>
+                            <a:ext cx="1097280" cy="617220"/>
+                          </a:xfrm>
+                          <a:prstGeom prst="rect"/>
+                        </pic:spPr>
+                      </pic:pic>
+                    </a:graphicData>
+                  </a:graphic>
+                </wp:inline>
+              </w:drawing>
             </w:r>
           </w:p>
         </w:tc>
@@ -1472,7 +3549,38 @@
           </w:tcPr>
           <w:p>
             <w:r>
-              <w:t>frame_0176.jpg</w:t>
+              <w:drawing>
+                <wp:inline xmlns:a="http://schemas.openxmlformats.org/drawingml/2006/main" xmlns:pic="http://schemas.openxmlformats.org/drawingml/2006/picture">
+                  <wp:extent cx="1097280" cy="617220"/>
+                  <wp:docPr id="68" name="Picture 68"/>
+                  <wp:cNvGraphicFramePr>
+                    <a:graphicFrameLocks noChangeAspect="1"/>
+                  </wp:cNvGraphicFramePr>
+                  <a:graphic>
+                    <a:graphicData uri="http://schemas.openxmlformats.org/drawingml/2006/picture">
+                      <pic:pic>
+                        <pic:nvPicPr>
+                          <pic:cNvPr id="0" name="frame_0176.jpg"/>
+                          <pic:cNvPicPr/>
+                        </pic:nvPicPr>
+                        <pic:blipFill>
+                          <a:blip r:embed="rId10"/>
+                          <a:stretch>
+                            <a:fillRect/>
+                          </a:stretch>
+                        </pic:blipFill>
+                        <pic:spPr>
+                          <a:xfrm>
+                            <a:off x="0" y="0"/>
+                            <a:ext cx="1097280" cy="617220"/>
+                          </a:xfrm>
+                          <a:prstGeom prst="rect"/>
+                        </pic:spPr>
+                      </pic:pic>
+                    </a:graphicData>
+                  </a:graphic>
+                </wp:inline>
+              </w:drawing>
             </w:r>
           </w:p>
         </w:tc>
@@ -1482,7 +3590,38 @@
           </w:tcPr>
           <w:p>
             <w:r>
-              <w:t>frame_0353.jpg</w:t>
+              <w:drawing>
+                <wp:inline xmlns:a="http://schemas.openxmlformats.org/drawingml/2006/main" xmlns:pic="http://schemas.openxmlformats.org/drawingml/2006/picture">
+                  <wp:extent cx="1097280" cy="617220"/>
+                  <wp:docPr id="69" name="Picture 69"/>
+                  <wp:cNvGraphicFramePr>
+                    <a:graphicFrameLocks noChangeAspect="1"/>
+                  </wp:cNvGraphicFramePr>
+                  <a:graphic>
+                    <a:graphicData uri="http://schemas.openxmlformats.org/drawingml/2006/picture">
+                      <pic:pic>
+                        <pic:nvPicPr>
+                          <pic:cNvPr id="0" name="frame_0353.jpg"/>
+                          <pic:cNvPicPr/>
+                        </pic:nvPicPr>
+                        <pic:blipFill>
+                          <a:blip r:embed="rId11"/>
+                          <a:stretch>
+                            <a:fillRect/>
+                          </a:stretch>
+                        </pic:blipFill>
+                        <pic:spPr>
+                          <a:xfrm>
+                            <a:off x="0" y="0"/>
+                            <a:ext cx="1097280" cy="617220"/>
+                          </a:xfrm>
+                          <a:prstGeom prst="rect"/>
+                        </pic:spPr>
+                      </pic:pic>
+                    </a:graphicData>
+                  </a:graphic>
+                </wp:inline>
+              </w:drawing>
             </w:r>
           </w:p>
         </w:tc>
@@ -1521,7 +3660,38 @@
           </w:tcPr>
           <w:p>
             <w:r>
-              <w:t>frame_0000.jpg</w:t>
+              <w:drawing>
+                <wp:inline xmlns:a="http://schemas.openxmlformats.org/drawingml/2006/main" xmlns:pic="http://schemas.openxmlformats.org/drawingml/2006/picture">
+                  <wp:extent cx="1097280" cy="617220"/>
+                  <wp:docPr id="70" name="Picture 70"/>
+                  <wp:cNvGraphicFramePr>
+                    <a:graphicFrameLocks noChangeAspect="1"/>
+                  </wp:cNvGraphicFramePr>
+                  <a:graphic>
+                    <a:graphicData uri="http://schemas.openxmlformats.org/drawingml/2006/picture">
+                      <pic:pic>
+                        <pic:nvPicPr>
+                          <pic:cNvPr id="0" name="frame_0000.jpg"/>
+                          <pic:cNvPicPr/>
+                        </pic:nvPicPr>
+                        <pic:blipFill>
+                          <a:blip r:embed="rId9"/>
+                          <a:stretch>
+                            <a:fillRect/>
+                          </a:stretch>
+                        </pic:blipFill>
+                        <pic:spPr>
+                          <a:xfrm>
+                            <a:off x="0" y="0"/>
+                            <a:ext cx="1097280" cy="617220"/>
+                          </a:xfrm>
+                          <a:prstGeom prst="rect"/>
+                        </pic:spPr>
+                      </pic:pic>
+                    </a:graphicData>
+                  </a:graphic>
+                </wp:inline>
+              </w:drawing>
             </w:r>
           </w:p>
         </w:tc>
@@ -1531,7 +3701,38 @@
           </w:tcPr>
           <w:p>
             <w:r>
-              <w:t>frame_0176.jpg</w:t>
+              <w:drawing>
+                <wp:inline xmlns:a="http://schemas.openxmlformats.org/drawingml/2006/main" xmlns:pic="http://schemas.openxmlformats.org/drawingml/2006/picture">
+                  <wp:extent cx="1097280" cy="617220"/>
+                  <wp:docPr id="71" name="Picture 71"/>
+                  <wp:cNvGraphicFramePr>
+                    <a:graphicFrameLocks noChangeAspect="1"/>
+                  </wp:cNvGraphicFramePr>
+                  <a:graphic>
+                    <a:graphicData uri="http://schemas.openxmlformats.org/drawingml/2006/picture">
+                      <pic:pic>
+                        <pic:nvPicPr>
+                          <pic:cNvPr id="0" name="frame_0176.jpg"/>
+                          <pic:cNvPicPr/>
+                        </pic:nvPicPr>
+                        <pic:blipFill>
+                          <a:blip r:embed="rId10"/>
+                          <a:stretch>
+                            <a:fillRect/>
+                          </a:stretch>
+                        </pic:blipFill>
+                        <pic:spPr>
+                          <a:xfrm>
+                            <a:off x="0" y="0"/>
+                            <a:ext cx="1097280" cy="617220"/>
+                          </a:xfrm>
+                          <a:prstGeom prst="rect"/>
+                        </pic:spPr>
+                      </pic:pic>
+                    </a:graphicData>
+                  </a:graphic>
+                </wp:inline>
+              </w:drawing>
             </w:r>
           </w:p>
         </w:tc>
@@ -1541,7 +3742,38 @@
           </w:tcPr>
           <w:p>
             <w:r>
-              <w:t>frame_0353.jpg</w:t>
+              <w:drawing>
+                <wp:inline xmlns:a="http://schemas.openxmlformats.org/drawingml/2006/main" xmlns:pic="http://schemas.openxmlformats.org/drawingml/2006/picture">
+                  <wp:extent cx="1097280" cy="617220"/>
+                  <wp:docPr id="72" name="Picture 72"/>
+                  <wp:cNvGraphicFramePr>
+                    <a:graphicFrameLocks noChangeAspect="1"/>
+                  </wp:cNvGraphicFramePr>
+                  <a:graphic>
+                    <a:graphicData uri="http://schemas.openxmlformats.org/drawingml/2006/picture">
+                      <pic:pic>
+                        <pic:nvPicPr>
+                          <pic:cNvPr id="0" name="frame_0353.jpg"/>
+                          <pic:cNvPicPr/>
+                        </pic:nvPicPr>
+                        <pic:blipFill>
+                          <a:blip r:embed="rId11"/>
+                          <a:stretch>
+                            <a:fillRect/>
+                          </a:stretch>
+                        </pic:blipFill>
+                        <pic:spPr>
+                          <a:xfrm>
+                            <a:off x="0" y="0"/>
+                            <a:ext cx="1097280" cy="617220"/>
+                          </a:xfrm>
+                          <a:prstGeom prst="rect"/>
+                        </pic:spPr>
+                      </pic:pic>
+                    </a:graphicData>
+                  </a:graphic>
+                </wp:inline>
+              </w:drawing>
             </w:r>
           </w:p>
         </w:tc>
@@ -1580,7 +3812,38 @@
           </w:tcPr>
           <w:p>
             <w:r>
-              <w:t>frame_0000.jpg</w:t>
+              <w:drawing>
+                <wp:inline xmlns:a="http://schemas.openxmlformats.org/drawingml/2006/main" xmlns:pic="http://schemas.openxmlformats.org/drawingml/2006/picture">
+                  <wp:extent cx="1097280" cy="617220"/>
+                  <wp:docPr id="73" name="Picture 73"/>
+                  <wp:cNvGraphicFramePr>
+                    <a:graphicFrameLocks noChangeAspect="1"/>
+                  </wp:cNvGraphicFramePr>
+                  <a:graphic>
+                    <a:graphicData uri="http://schemas.openxmlformats.org/drawingml/2006/picture">
+                      <pic:pic>
+                        <pic:nvPicPr>
+                          <pic:cNvPr id="0" name="frame_0000.jpg"/>
+                          <pic:cNvPicPr/>
+                        </pic:nvPicPr>
+                        <pic:blipFill>
+                          <a:blip r:embed="rId9"/>
+                          <a:stretch>
+                            <a:fillRect/>
+                          </a:stretch>
+                        </pic:blipFill>
+                        <pic:spPr>
+                          <a:xfrm>
+                            <a:off x="0" y="0"/>
+                            <a:ext cx="1097280" cy="617220"/>
+                          </a:xfrm>
+                          <a:prstGeom prst="rect"/>
+                        </pic:spPr>
+                      </pic:pic>
+                    </a:graphicData>
+                  </a:graphic>
+                </wp:inline>
+              </w:drawing>
             </w:r>
           </w:p>
         </w:tc>
@@ -1590,7 +3853,38 @@
           </w:tcPr>
           <w:p>
             <w:r>
-              <w:t>frame_0176.jpg</w:t>
+              <w:drawing>
+                <wp:inline xmlns:a="http://schemas.openxmlformats.org/drawingml/2006/main" xmlns:pic="http://schemas.openxmlformats.org/drawingml/2006/picture">
+                  <wp:extent cx="1097280" cy="617220"/>
+                  <wp:docPr id="74" name="Picture 74"/>
+                  <wp:cNvGraphicFramePr>
+                    <a:graphicFrameLocks noChangeAspect="1"/>
+                  </wp:cNvGraphicFramePr>
+                  <a:graphic>
+                    <a:graphicData uri="http://schemas.openxmlformats.org/drawingml/2006/picture">
+                      <pic:pic>
+                        <pic:nvPicPr>
+                          <pic:cNvPr id="0" name="frame_0176.jpg"/>
+                          <pic:cNvPicPr/>
+                        </pic:nvPicPr>
+                        <pic:blipFill>
+                          <a:blip r:embed="rId10"/>
+                          <a:stretch>
+                            <a:fillRect/>
+                          </a:stretch>
+                        </pic:blipFill>
+                        <pic:spPr>
+                          <a:xfrm>
+                            <a:off x="0" y="0"/>
+                            <a:ext cx="1097280" cy="617220"/>
+                          </a:xfrm>
+                          <a:prstGeom prst="rect"/>
+                        </pic:spPr>
+                      </pic:pic>
+                    </a:graphicData>
+                  </a:graphic>
+                </wp:inline>
+              </w:drawing>
             </w:r>
           </w:p>
         </w:tc>
@@ -1600,7 +3894,38 @@
           </w:tcPr>
           <w:p>
             <w:r>
-              <w:t>frame_0353.jpg</w:t>
+              <w:drawing>
+                <wp:inline xmlns:a="http://schemas.openxmlformats.org/drawingml/2006/main" xmlns:pic="http://schemas.openxmlformats.org/drawingml/2006/picture">
+                  <wp:extent cx="1097280" cy="617220"/>
+                  <wp:docPr id="75" name="Picture 75"/>
+                  <wp:cNvGraphicFramePr>
+                    <a:graphicFrameLocks noChangeAspect="1"/>
+                  </wp:cNvGraphicFramePr>
+                  <a:graphic>
+                    <a:graphicData uri="http://schemas.openxmlformats.org/drawingml/2006/picture">
+                      <pic:pic>
+                        <pic:nvPicPr>
+                          <pic:cNvPr id="0" name="frame_0353.jpg"/>
+                          <pic:cNvPicPr/>
+                        </pic:nvPicPr>
+                        <pic:blipFill>
+                          <a:blip r:embed="rId11"/>
+                          <a:stretch>
+                            <a:fillRect/>
+                          </a:stretch>
+                        </pic:blipFill>
+                        <pic:spPr>
+                          <a:xfrm>
+                            <a:off x="0" y="0"/>
+                            <a:ext cx="1097280" cy="617220"/>
+                          </a:xfrm>
+                          <a:prstGeom prst="rect"/>
+                        </pic:spPr>
+                      </pic:pic>
+                    </a:graphicData>
+                  </a:graphic>
+                </wp:inline>
+              </w:drawing>
             </w:r>
           </w:p>
         </w:tc>
@@ -1639,7 +3964,38 @@
           </w:tcPr>
           <w:p>
             <w:r>
-              <w:t>frame_0000.jpg</w:t>
+              <w:drawing>
+                <wp:inline xmlns:a="http://schemas.openxmlformats.org/drawingml/2006/main" xmlns:pic="http://schemas.openxmlformats.org/drawingml/2006/picture">
+                  <wp:extent cx="1097280" cy="617220"/>
+                  <wp:docPr id="76" name="Picture 76"/>
+                  <wp:cNvGraphicFramePr>
+                    <a:graphicFrameLocks noChangeAspect="1"/>
+                  </wp:cNvGraphicFramePr>
+                  <a:graphic>
+                    <a:graphicData uri="http://schemas.openxmlformats.org/drawingml/2006/picture">
+                      <pic:pic>
+                        <pic:nvPicPr>
+                          <pic:cNvPr id="0" name="frame_0000.jpg"/>
+                          <pic:cNvPicPr/>
+                        </pic:nvPicPr>
+                        <pic:blipFill>
+                          <a:blip r:embed="rId9"/>
+                          <a:stretch>
+                            <a:fillRect/>
+                          </a:stretch>
+                        </pic:blipFill>
+                        <pic:spPr>
+                          <a:xfrm>
+                            <a:off x="0" y="0"/>
+                            <a:ext cx="1097280" cy="617220"/>
+                          </a:xfrm>
+                          <a:prstGeom prst="rect"/>
+                        </pic:spPr>
+                      </pic:pic>
+                    </a:graphicData>
+                  </a:graphic>
+                </wp:inline>
+              </w:drawing>
             </w:r>
           </w:p>
         </w:tc>
@@ -1649,7 +4005,38 @@
           </w:tcPr>
           <w:p>
             <w:r>
-              <w:t>frame_0176.jpg</w:t>
+              <w:drawing>
+                <wp:inline xmlns:a="http://schemas.openxmlformats.org/drawingml/2006/main" xmlns:pic="http://schemas.openxmlformats.org/drawingml/2006/picture">
+                  <wp:extent cx="1097280" cy="617220"/>
+                  <wp:docPr id="77" name="Picture 77"/>
+                  <wp:cNvGraphicFramePr>
+                    <a:graphicFrameLocks noChangeAspect="1"/>
+                  </wp:cNvGraphicFramePr>
+                  <a:graphic>
+                    <a:graphicData uri="http://schemas.openxmlformats.org/drawingml/2006/picture">
+                      <pic:pic>
+                        <pic:nvPicPr>
+                          <pic:cNvPr id="0" name="frame_0176.jpg"/>
+                          <pic:cNvPicPr/>
+                        </pic:nvPicPr>
+                        <pic:blipFill>
+                          <a:blip r:embed="rId10"/>
+                          <a:stretch>
+                            <a:fillRect/>
+                          </a:stretch>
+                        </pic:blipFill>
+                        <pic:spPr>
+                          <a:xfrm>
+                            <a:off x="0" y="0"/>
+                            <a:ext cx="1097280" cy="617220"/>
+                          </a:xfrm>
+                          <a:prstGeom prst="rect"/>
+                        </pic:spPr>
+                      </pic:pic>
+                    </a:graphicData>
+                  </a:graphic>
+                </wp:inline>
+              </w:drawing>
             </w:r>
           </w:p>
         </w:tc>
@@ -1659,7 +4046,38 @@
           </w:tcPr>
           <w:p>
             <w:r>
-              <w:t>frame_0353.jpg</w:t>
+              <w:drawing>
+                <wp:inline xmlns:a="http://schemas.openxmlformats.org/drawingml/2006/main" xmlns:pic="http://schemas.openxmlformats.org/drawingml/2006/picture">
+                  <wp:extent cx="1097280" cy="617220"/>
+                  <wp:docPr id="78" name="Picture 78"/>
+                  <wp:cNvGraphicFramePr>
+                    <a:graphicFrameLocks noChangeAspect="1"/>
+                  </wp:cNvGraphicFramePr>
+                  <a:graphic>
+                    <a:graphicData uri="http://schemas.openxmlformats.org/drawingml/2006/picture">
+                      <pic:pic>
+                        <pic:nvPicPr>
+                          <pic:cNvPr id="0" name="frame_0353.jpg"/>
+                          <pic:cNvPicPr/>
+                        </pic:nvPicPr>
+                        <pic:blipFill>
+                          <a:blip r:embed="rId11"/>
+                          <a:stretch>
+                            <a:fillRect/>
+                          </a:stretch>
+                        </pic:blipFill>
+                        <pic:spPr>
+                          <a:xfrm>
+                            <a:off x="0" y="0"/>
+                            <a:ext cx="1097280" cy="617220"/>
+                          </a:xfrm>
+                          <a:prstGeom prst="rect"/>
+                        </pic:spPr>
+                      </pic:pic>
+                    </a:graphicData>
+                  </a:graphic>
+                </wp:inline>
+              </w:drawing>
             </w:r>
           </w:p>
         </w:tc>
@@ -1698,7 +4116,38 @@
           </w:tcPr>
           <w:p>
             <w:r>
-              <w:t>frame_0000.jpg</w:t>
+              <w:drawing>
+                <wp:inline xmlns:a="http://schemas.openxmlformats.org/drawingml/2006/main" xmlns:pic="http://schemas.openxmlformats.org/drawingml/2006/picture">
+                  <wp:extent cx="1097280" cy="617220"/>
+                  <wp:docPr id="79" name="Picture 79"/>
+                  <wp:cNvGraphicFramePr>
+                    <a:graphicFrameLocks noChangeAspect="1"/>
+                  </wp:cNvGraphicFramePr>
+                  <a:graphic>
+                    <a:graphicData uri="http://schemas.openxmlformats.org/drawingml/2006/picture">
+                      <pic:pic>
+                        <pic:nvPicPr>
+                          <pic:cNvPr id="0" name="frame_0000.jpg"/>
+                          <pic:cNvPicPr/>
+                        </pic:nvPicPr>
+                        <pic:blipFill>
+                          <a:blip r:embed="rId9"/>
+                          <a:stretch>
+                            <a:fillRect/>
+                          </a:stretch>
+                        </pic:blipFill>
+                        <pic:spPr>
+                          <a:xfrm>
+                            <a:off x="0" y="0"/>
+                            <a:ext cx="1097280" cy="617220"/>
+                          </a:xfrm>
+                          <a:prstGeom prst="rect"/>
+                        </pic:spPr>
+                      </pic:pic>
+                    </a:graphicData>
+                  </a:graphic>
+                </wp:inline>
+              </w:drawing>
             </w:r>
           </w:p>
         </w:tc>
@@ -1708,7 +4157,38 @@
           </w:tcPr>
           <w:p>
             <w:r>
-              <w:t>frame_0176.jpg</w:t>
+              <w:drawing>
+                <wp:inline xmlns:a="http://schemas.openxmlformats.org/drawingml/2006/main" xmlns:pic="http://schemas.openxmlformats.org/drawingml/2006/picture">
+                  <wp:extent cx="1097280" cy="617220"/>
+                  <wp:docPr id="80" name="Picture 80"/>
+                  <wp:cNvGraphicFramePr>
+                    <a:graphicFrameLocks noChangeAspect="1"/>
+                  </wp:cNvGraphicFramePr>
+                  <a:graphic>
+                    <a:graphicData uri="http://schemas.openxmlformats.org/drawingml/2006/picture">
+                      <pic:pic>
+                        <pic:nvPicPr>
+                          <pic:cNvPr id="0" name="frame_0176.jpg"/>
+                          <pic:cNvPicPr/>
+                        </pic:nvPicPr>
+                        <pic:blipFill>
+                          <a:blip r:embed="rId10"/>
+                          <a:stretch>
+                            <a:fillRect/>
+                          </a:stretch>
+                        </pic:blipFill>
+                        <pic:spPr>
+                          <a:xfrm>
+                            <a:off x="0" y="0"/>
+                            <a:ext cx="1097280" cy="617220"/>
+                          </a:xfrm>
+                          <a:prstGeom prst="rect"/>
+                        </pic:spPr>
+                      </pic:pic>
+                    </a:graphicData>
+                  </a:graphic>
+                </wp:inline>
+              </w:drawing>
             </w:r>
           </w:p>
         </w:tc>
@@ -1718,7 +4198,38 @@
           </w:tcPr>
           <w:p>
             <w:r>
-              <w:t>frame_0353.jpg</w:t>
+              <w:drawing>
+                <wp:inline xmlns:a="http://schemas.openxmlformats.org/drawingml/2006/main" xmlns:pic="http://schemas.openxmlformats.org/drawingml/2006/picture">
+                  <wp:extent cx="1097280" cy="617220"/>
+                  <wp:docPr id="81" name="Picture 81"/>
+                  <wp:cNvGraphicFramePr>
+                    <a:graphicFrameLocks noChangeAspect="1"/>
+                  </wp:cNvGraphicFramePr>
+                  <a:graphic>
+                    <a:graphicData uri="http://schemas.openxmlformats.org/drawingml/2006/picture">
+                      <pic:pic>
+                        <pic:nvPicPr>
+                          <pic:cNvPr id="0" name="frame_0353.jpg"/>
+                          <pic:cNvPicPr/>
+                        </pic:nvPicPr>
+                        <pic:blipFill>
+                          <a:blip r:embed="rId11"/>
+                          <a:stretch>
+                            <a:fillRect/>
+                          </a:stretch>
+                        </pic:blipFill>
+                        <pic:spPr>
+                          <a:xfrm>
+                            <a:off x="0" y="0"/>
+                            <a:ext cx="1097280" cy="617220"/>
+                          </a:xfrm>
+                          <a:prstGeom prst="rect"/>
+                        </pic:spPr>
+                      </pic:pic>
+                    </a:graphicData>
+                  </a:graphic>
+                </wp:inline>
+              </w:drawing>
             </w:r>
           </w:p>
         </w:tc>
@@ -1757,7 +4268,38 @@
           </w:tcPr>
           <w:p>
             <w:r>
-              <w:t>frame_0000.jpg</w:t>
+              <w:drawing>
+                <wp:inline xmlns:a="http://schemas.openxmlformats.org/drawingml/2006/main" xmlns:pic="http://schemas.openxmlformats.org/drawingml/2006/picture">
+                  <wp:extent cx="1097280" cy="617220"/>
+                  <wp:docPr id="82" name="Picture 82"/>
+                  <wp:cNvGraphicFramePr>
+                    <a:graphicFrameLocks noChangeAspect="1"/>
+                  </wp:cNvGraphicFramePr>
+                  <a:graphic>
+                    <a:graphicData uri="http://schemas.openxmlformats.org/drawingml/2006/picture">
+                      <pic:pic>
+                        <pic:nvPicPr>
+                          <pic:cNvPr id="0" name="frame_0000.jpg"/>
+                          <pic:cNvPicPr/>
+                        </pic:nvPicPr>
+                        <pic:blipFill>
+                          <a:blip r:embed="rId9"/>
+                          <a:stretch>
+                            <a:fillRect/>
+                          </a:stretch>
+                        </pic:blipFill>
+                        <pic:spPr>
+                          <a:xfrm>
+                            <a:off x="0" y="0"/>
+                            <a:ext cx="1097280" cy="617220"/>
+                          </a:xfrm>
+                          <a:prstGeom prst="rect"/>
+                        </pic:spPr>
+                      </pic:pic>
+                    </a:graphicData>
+                  </a:graphic>
+                </wp:inline>
+              </w:drawing>
             </w:r>
           </w:p>
         </w:tc>
@@ -1767,7 +4309,38 @@
           </w:tcPr>
           <w:p>
             <w:r>
-              <w:t>frame_0176.jpg</w:t>
+              <w:drawing>
+                <wp:inline xmlns:a="http://schemas.openxmlformats.org/drawingml/2006/main" xmlns:pic="http://schemas.openxmlformats.org/drawingml/2006/picture">
+                  <wp:extent cx="1097280" cy="617220"/>
+                  <wp:docPr id="83" name="Picture 83"/>
+                  <wp:cNvGraphicFramePr>
+                    <a:graphicFrameLocks noChangeAspect="1"/>
+                  </wp:cNvGraphicFramePr>
+                  <a:graphic>
+                    <a:graphicData uri="http://schemas.openxmlformats.org/drawingml/2006/picture">
+                      <pic:pic>
+                        <pic:nvPicPr>
+                          <pic:cNvPr id="0" name="frame_0176.jpg"/>
+                          <pic:cNvPicPr/>
+                        </pic:nvPicPr>
+                        <pic:blipFill>
+                          <a:blip r:embed="rId10"/>
+                          <a:stretch>
+                            <a:fillRect/>
+                          </a:stretch>
+                        </pic:blipFill>
+                        <pic:spPr>
+                          <a:xfrm>
+                            <a:off x="0" y="0"/>
+                            <a:ext cx="1097280" cy="617220"/>
+                          </a:xfrm>
+                          <a:prstGeom prst="rect"/>
+                        </pic:spPr>
+                      </pic:pic>
+                    </a:graphicData>
+                  </a:graphic>
+                </wp:inline>
+              </w:drawing>
             </w:r>
           </w:p>
         </w:tc>
@@ -1777,7 +4350,38 @@
           </w:tcPr>
           <w:p>
             <w:r>
-              <w:t>frame_0353.jpg</w:t>
+              <w:drawing>
+                <wp:inline xmlns:a="http://schemas.openxmlformats.org/drawingml/2006/main" xmlns:pic="http://schemas.openxmlformats.org/drawingml/2006/picture">
+                  <wp:extent cx="1097280" cy="617220"/>
+                  <wp:docPr id="84" name="Picture 84"/>
+                  <wp:cNvGraphicFramePr>
+                    <a:graphicFrameLocks noChangeAspect="1"/>
+                  </wp:cNvGraphicFramePr>
+                  <a:graphic>
+                    <a:graphicData uri="http://schemas.openxmlformats.org/drawingml/2006/picture">
+                      <pic:pic>
+                        <pic:nvPicPr>
+                          <pic:cNvPr id="0" name="frame_0353.jpg"/>
+                          <pic:cNvPicPr/>
+                        </pic:nvPicPr>
+                        <pic:blipFill>
+                          <a:blip r:embed="rId11"/>
+                          <a:stretch>
+                            <a:fillRect/>
+                          </a:stretch>
+                        </pic:blipFill>
+                        <pic:spPr>
+                          <a:xfrm>
+                            <a:off x="0" y="0"/>
+                            <a:ext cx="1097280" cy="617220"/>
+                          </a:xfrm>
+                          <a:prstGeom prst="rect"/>
+                        </pic:spPr>
+                      </pic:pic>
+                    </a:graphicData>
+                  </a:graphic>
+                </wp:inline>
+              </w:drawing>
             </w:r>
           </w:p>
         </w:tc>
@@ -1824,7 +4428,38 @@
           </w:tcPr>
           <w:p>
             <w:r>
-              <w:t>frame_0000.jpg</w:t>
+              <w:drawing>
+                <wp:inline xmlns:a="http://schemas.openxmlformats.org/drawingml/2006/main" xmlns:pic="http://schemas.openxmlformats.org/drawingml/2006/picture">
+                  <wp:extent cx="1280160" cy="720090"/>
+                  <wp:docPr id="85" name="Picture 85"/>
+                  <wp:cNvGraphicFramePr>
+                    <a:graphicFrameLocks noChangeAspect="1"/>
+                  </wp:cNvGraphicFramePr>
+                  <a:graphic>
+                    <a:graphicData uri="http://schemas.openxmlformats.org/drawingml/2006/picture">
+                      <pic:pic>
+                        <pic:nvPicPr>
+                          <pic:cNvPr id="0" name="frame_0000.jpg"/>
+                          <pic:cNvPicPr/>
+                        </pic:nvPicPr>
+                        <pic:blipFill>
+                          <a:blip r:embed="rId9"/>
+                          <a:stretch>
+                            <a:fillRect/>
+                          </a:stretch>
+                        </pic:blipFill>
+                        <pic:spPr>
+                          <a:xfrm>
+                            <a:off x="0" y="0"/>
+                            <a:ext cx="1280160" cy="720090"/>
+                          </a:xfrm>
+                          <a:prstGeom prst="rect"/>
+                        </pic:spPr>
+                      </pic:pic>
+                    </a:graphicData>
+                  </a:graphic>
+                </wp:inline>
+              </w:drawing>
             </w:r>
           </w:p>
         </w:tc>
@@ -1834,7 +4469,38 @@
           </w:tcPr>
           <w:p>
             <w:r>
-              <w:t>frame_0176.jpg</w:t>
+              <w:drawing>
+                <wp:inline xmlns:a="http://schemas.openxmlformats.org/drawingml/2006/main" xmlns:pic="http://schemas.openxmlformats.org/drawingml/2006/picture">
+                  <wp:extent cx="1280160" cy="720090"/>
+                  <wp:docPr id="86" name="Picture 86"/>
+                  <wp:cNvGraphicFramePr>
+                    <a:graphicFrameLocks noChangeAspect="1"/>
+                  </wp:cNvGraphicFramePr>
+                  <a:graphic>
+                    <a:graphicData uri="http://schemas.openxmlformats.org/drawingml/2006/picture">
+                      <pic:pic>
+                        <pic:nvPicPr>
+                          <pic:cNvPr id="0" name="frame_0176.jpg"/>
+                          <pic:cNvPicPr/>
+                        </pic:nvPicPr>
+                        <pic:blipFill>
+                          <a:blip r:embed="rId10"/>
+                          <a:stretch>
+                            <a:fillRect/>
+                          </a:stretch>
+                        </pic:blipFill>
+                        <pic:spPr>
+                          <a:xfrm>
+                            <a:off x="0" y="0"/>
+                            <a:ext cx="1280160" cy="720090"/>
+                          </a:xfrm>
+                          <a:prstGeom prst="rect"/>
+                        </pic:spPr>
+                      </pic:pic>
+                    </a:graphicData>
+                  </a:graphic>
+                </wp:inline>
+              </w:drawing>
             </w:r>
           </w:p>
         </w:tc>
@@ -1844,7 +4510,38 @@
           </w:tcPr>
           <w:p>
             <w:r>
-              <w:t>frame_0353.jpg</w:t>
+              <w:drawing>
+                <wp:inline xmlns:a="http://schemas.openxmlformats.org/drawingml/2006/main" xmlns:pic="http://schemas.openxmlformats.org/drawingml/2006/picture">
+                  <wp:extent cx="1280160" cy="720090"/>
+                  <wp:docPr id="87" name="Picture 87"/>
+                  <wp:cNvGraphicFramePr>
+                    <a:graphicFrameLocks noChangeAspect="1"/>
+                  </wp:cNvGraphicFramePr>
+                  <a:graphic>
+                    <a:graphicData uri="http://schemas.openxmlformats.org/drawingml/2006/picture">
+                      <pic:pic>
+                        <pic:nvPicPr>
+                          <pic:cNvPr id="0" name="frame_0353.jpg"/>
+                          <pic:cNvPicPr/>
+                        </pic:nvPicPr>
+                        <pic:blipFill>
+                          <a:blip r:embed="rId11"/>
+                          <a:stretch>
+                            <a:fillRect/>
+                          </a:stretch>
+                        </pic:blipFill>
+                        <pic:spPr>
+                          <a:xfrm>
+                            <a:off x="0" y="0"/>
+                            <a:ext cx="1280160" cy="720090"/>
+                          </a:xfrm>
+                          <a:prstGeom prst="rect"/>
+                        </pic:spPr>
+                      </pic:pic>
+                    </a:graphicData>
+                  </a:graphic>
+                </wp:inline>
+              </w:drawing>
             </w:r>
           </w:p>
         </w:tc>
@@ -1911,7 +4608,38 @@
           </w:tcPr>
           <w:p>
             <w:r>
-              <w:t>frame_0000.jpg</w:t>
+              <w:drawing>
+                <wp:inline xmlns:a="http://schemas.openxmlformats.org/drawingml/2006/main" xmlns:pic="http://schemas.openxmlformats.org/drawingml/2006/picture">
+                  <wp:extent cx="1280160" cy="720090"/>
+                  <wp:docPr id="88" name="Picture 88"/>
+                  <wp:cNvGraphicFramePr>
+                    <a:graphicFrameLocks noChangeAspect="1"/>
+                  </wp:cNvGraphicFramePr>
+                  <a:graphic>
+                    <a:graphicData uri="http://schemas.openxmlformats.org/drawingml/2006/picture">
+                      <pic:pic>
+                        <pic:nvPicPr>
+                          <pic:cNvPr id="0" name="frame_0000.jpg"/>
+                          <pic:cNvPicPr/>
+                        </pic:nvPicPr>
+                        <pic:blipFill>
+                          <a:blip r:embed="rId9"/>
+                          <a:stretch>
+                            <a:fillRect/>
+                          </a:stretch>
+                        </pic:blipFill>
+                        <pic:spPr>
+                          <a:xfrm>
+                            <a:off x="0" y="0"/>
+                            <a:ext cx="1280160" cy="720090"/>
+                          </a:xfrm>
+                          <a:prstGeom prst="rect"/>
+                        </pic:spPr>
+                      </pic:pic>
+                    </a:graphicData>
+                  </a:graphic>
+                </wp:inline>
+              </w:drawing>
             </w:r>
           </w:p>
         </w:tc>
@@ -1921,7 +4649,38 @@
           </w:tcPr>
           <w:p>
             <w:r>
-              <w:t>frame_0176.jpg</w:t>
+              <w:drawing>
+                <wp:inline xmlns:a="http://schemas.openxmlformats.org/drawingml/2006/main" xmlns:pic="http://schemas.openxmlformats.org/drawingml/2006/picture">
+                  <wp:extent cx="1280160" cy="720090"/>
+                  <wp:docPr id="89" name="Picture 89"/>
+                  <wp:cNvGraphicFramePr>
+                    <a:graphicFrameLocks noChangeAspect="1"/>
+                  </wp:cNvGraphicFramePr>
+                  <a:graphic>
+                    <a:graphicData uri="http://schemas.openxmlformats.org/drawingml/2006/picture">
+                      <pic:pic>
+                        <pic:nvPicPr>
+                          <pic:cNvPr id="0" name="frame_0176.jpg"/>
+                          <pic:cNvPicPr/>
+                        </pic:nvPicPr>
+                        <pic:blipFill>
+                          <a:blip r:embed="rId10"/>
+                          <a:stretch>
+                            <a:fillRect/>
+                          </a:stretch>
+                        </pic:blipFill>
+                        <pic:spPr>
+                          <a:xfrm>
+                            <a:off x="0" y="0"/>
+                            <a:ext cx="1280160" cy="720090"/>
+                          </a:xfrm>
+                          <a:prstGeom prst="rect"/>
+                        </pic:spPr>
+                      </pic:pic>
+                    </a:graphicData>
+                  </a:graphic>
+                </wp:inline>
+              </w:drawing>
             </w:r>
           </w:p>
         </w:tc>
@@ -1931,7 +4690,38 @@
           </w:tcPr>
           <w:p>
             <w:r>
-              <w:t>frame_0353.jpg</w:t>
+              <w:drawing>
+                <wp:inline xmlns:a="http://schemas.openxmlformats.org/drawingml/2006/main" xmlns:pic="http://schemas.openxmlformats.org/drawingml/2006/picture">
+                  <wp:extent cx="1280160" cy="720090"/>
+                  <wp:docPr id="90" name="Picture 90"/>
+                  <wp:cNvGraphicFramePr>
+                    <a:graphicFrameLocks noChangeAspect="1"/>
+                  </wp:cNvGraphicFramePr>
+                  <a:graphic>
+                    <a:graphicData uri="http://schemas.openxmlformats.org/drawingml/2006/picture">
+                      <pic:pic>
+                        <pic:nvPicPr>
+                          <pic:cNvPr id="0" name="frame_0353.jpg"/>
+                          <pic:cNvPicPr/>
+                        </pic:nvPicPr>
+                        <pic:blipFill>
+                          <a:blip r:embed="rId11"/>
+                          <a:stretch>
+                            <a:fillRect/>
+                          </a:stretch>
+                        </pic:blipFill>
+                        <pic:spPr>
+                          <a:xfrm>
+                            <a:off x="0" y="0"/>
+                            <a:ext cx="1280160" cy="720090"/>
+                          </a:xfrm>
+                          <a:prstGeom prst="rect"/>
+                        </pic:spPr>
+                      </pic:pic>
+                    </a:graphicData>
+                  </a:graphic>
+                </wp:inline>
+              </w:drawing>
             </w:r>
           </w:p>
         </w:tc>
@@ -1973,7 +4763,38 @@
           </w:tcPr>
           <w:p>
             <w:r>
-              <w:t>frame_0000.jpg</w:t>
+              <w:drawing>
+                <wp:inline xmlns:a="http://schemas.openxmlformats.org/drawingml/2006/main" xmlns:pic="http://schemas.openxmlformats.org/drawingml/2006/picture">
+                  <wp:extent cx="1280160" cy="720090"/>
+                  <wp:docPr id="91" name="Picture 91"/>
+                  <wp:cNvGraphicFramePr>
+                    <a:graphicFrameLocks noChangeAspect="1"/>
+                  </wp:cNvGraphicFramePr>
+                  <a:graphic>
+                    <a:graphicData uri="http://schemas.openxmlformats.org/drawingml/2006/picture">
+                      <pic:pic>
+                        <pic:nvPicPr>
+                          <pic:cNvPr id="0" name="frame_0000.jpg"/>
+                          <pic:cNvPicPr/>
+                        </pic:nvPicPr>
+                        <pic:blipFill>
+                          <a:blip r:embed="rId9"/>
+                          <a:stretch>
+                            <a:fillRect/>
+                          </a:stretch>
+                        </pic:blipFill>
+                        <pic:spPr>
+                          <a:xfrm>
+                            <a:off x="0" y="0"/>
+                            <a:ext cx="1280160" cy="720090"/>
+                          </a:xfrm>
+                          <a:prstGeom prst="rect"/>
+                        </pic:spPr>
+                      </pic:pic>
+                    </a:graphicData>
+                  </a:graphic>
+                </wp:inline>
+              </w:drawing>
             </w:r>
           </w:p>
         </w:tc>
@@ -1983,7 +4804,38 @@
           </w:tcPr>
           <w:p>
             <w:r>
-              <w:t>frame_0176.jpg</w:t>
+              <w:drawing>
+                <wp:inline xmlns:a="http://schemas.openxmlformats.org/drawingml/2006/main" xmlns:pic="http://schemas.openxmlformats.org/drawingml/2006/picture">
+                  <wp:extent cx="1280160" cy="720090"/>
+                  <wp:docPr id="92" name="Picture 92"/>
+                  <wp:cNvGraphicFramePr>
+                    <a:graphicFrameLocks noChangeAspect="1"/>
+                  </wp:cNvGraphicFramePr>
+                  <a:graphic>
+                    <a:graphicData uri="http://schemas.openxmlformats.org/drawingml/2006/picture">
+                      <pic:pic>
+                        <pic:nvPicPr>
+                          <pic:cNvPr id="0" name="frame_0176.jpg"/>
+                          <pic:cNvPicPr/>
+                        </pic:nvPicPr>
+                        <pic:blipFill>
+                          <a:blip r:embed="rId10"/>
+                          <a:stretch>
+                            <a:fillRect/>
+                          </a:stretch>
+                        </pic:blipFill>
+                        <pic:spPr>
+                          <a:xfrm>
+                            <a:off x="0" y="0"/>
+                            <a:ext cx="1280160" cy="720090"/>
+                          </a:xfrm>
+                          <a:prstGeom prst="rect"/>
+                        </pic:spPr>
+                      </pic:pic>
+                    </a:graphicData>
+                  </a:graphic>
+                </wp:inline>
+              </w:drawing>
             </w:r>
           </w:p>
         </w:tc>
@@ -1993,7 +4845,38 @@
           </w:tcPr>
           <w:p>
             <w:r>
-              <w:t>frame_0353.jpg</w:t>
+              <w:drawing>
+                <wp:inline xmlns:a="http://schemas.openxmlformats.org/drawingml/2006/main" xmlns:pic="http://schemas.openxmlformats.org/drawingml/2006/picture">
+                  <wp:extent cx="1280160" cy="720090"/>
+                  <wp:docPr id="93" name="Picture 93"/>
+                  <wp:cNvGraphicFramePr>
+                    <a:graphicFrameLocks noChangeAspect="1"/>
+                  </wp:cNvGraphicFramePr>
+                  <a:graphic>
+                    <a:graphicData uri="http://schemas.openxmlformats.org/drawingml/2006/picture">
+                      <pic:pic>
+                        <pic:nvPicPr>
+                          <pic:cNvPr id="0" name="frame_0353.jpg"/>
+                          <pic:cNvPicPr/>
+                        </pic:nvPicPr>
+                        <pic:blipFill>
+                          <a:blip r:embed="rId11"/>
+                          <a:stretch>
+                            <a:fillRect/>
+                          </a:stretch>
+                        </pic:blipFill>
+                        <pic:spPr>
+                          <a:xfrm>
+                            <a:off x="0" y="0"/>
+                            <a:ext cx="1280160" cy="720090"/>
+                          </a:xfrm>
+                          <a:prstGeom prst="rect"/>
+                        </pic:spPr>
+                      </pic:pic>
+                    </a:graphicData>
+                  </a:graphic>
+                </wp:inline>
+              </w:drawing>
             </w:r>
           </w:p>
         </w:tc>
@@ -2035,7 +4918,38 @@
           </w:tcPr>
           <w:p>
             <w:r>
-              <w:t>frame_0000.jpg</w:t>
+              <w:drawing>
+                <wp:inline xmlns:a="http://schemas.openxmlformats.org/drawingml/2006/main" xmlns:pic="http://schemas.openxmlformats.org/drawingml/2006/picture">
+                  <wp:extent cx="1280160" cy="720090"/>
+                  <wp:docPr id="94" name="Picture 94"/>
+                  <wp:cNvGraphicFramePr>
+                    <a:graphicFrameLocks noChangeAspect="1"/>
+                  </wp:cNvGraphicFramePr>
+                  <a:graphic>
+                    <a:graphicData uri="http://schemas.openxmlformats.org/drawingml/2006/picture">
+                      <pic:pic>
+                        <pic:nvPicPr>
+                          <pic:cNvPr id="0" name="frame_0000.jpg"/>
+                          <pic:cNvPicPr/>
+                        </pic:nvPicPr>
+                        <pic:blipFill>
+                          <a:blip r:embed="rId9"/>
+                          <a:stretch>
+                            <a:fillRect/>
+                          </a:stretch>
+                        </pic:blipFill>
+                        <pic:spPr>
+                          <a:xfrm>
+                            <a:off x="0" y="0"/>
+                            <a:ext cx="1280160" cy="720090"/>
+                          </a:xfrm>
+                          <a:prstGeom prst="rect"/>
+                        </pic:spPr>
+                      </pic:pic>
+                    </a:graphicData>
+                  </a:graphic>
+                </wp:inline>
+              </w:drawing>
             </w:r>
           </w:p>
         </w:tc>
@@ -2045,7 +4959,38 @@
           </w:tcPr>
           <w:p>
             <w:r>
-              <w:t>frame_0176.jpg</w:t>
+              <w:drawing>
+                <wp:inline xmlns:a="http://schemas.openxmlformats.org/drawingml/2006/main" xmlns:pic="http://schemas.openxmlformats.org/drawingml/2006/picture">
+                  <wp:extent cx="1280160" cy="720090"/>
+                  <wp:docPr id="95" name="Picture 95"/>
+                  <wp:cNvGraphicFramePr>
+                    <a:graphicFrameLocks noChangeAspect="1"/>
+                  </wp:cNvGraphicFramePr>
+                  <a:graphic>
+                    <a:graphicData uri="http://schemas.openxmlformats.org/drawingml/2006/picture">
+                      <pic:pic>
+                        <pic:nvPicPr>
+                          <pic:cNvPr id="0" name="frame_0176.jpg"/>
+                          <pic:cNvPicPr/>
+                        </pic:nvPicPr>
+                        <pic:blipFill>
+                          <a:blip r:embed="rId10"/>
+                          <a:stretch>
+                            <a:fillRect/>
+                          </a:stretch>
+                        </pic:blipFill>
+                        <pic:spPr>
+                          <a:xfrm>
+                            <a:off x="0" y="0"/>
+                            <a:ext cx="1280160" cy="720090"/>
+                          </a:xfrm>
+                          <a:prstGeom prst="rect"/>
+                        </pic:spPr>
+                      </pic:pic>
+                    </a:graphicData>
+                  </a:graphic>
+                </wp:inline>
+              </w:drawing>
             </w:r>
           </w:p>
         </w:tc>
@@ -2055,7 +5000,38 @@
           </w:tcPr>
           <w:p>
             <w:r>
-              <w:t>frame_0353.jpg</w:t>
+              <w:drawing>
+                <wp:inline xmlns:a="http://schemas.openxmlformats.org/drawingml/2006/main" xmlns:pic="http://schemas.openxmlformats.org/drawingml/2006/picture">
+                  <wp:extent cx="1280160" cy="720090"/>
+                  <wp:docPr id="96" name="Picture 96"/>
+                  <wp:cNvGraphicFramePr>
+                    <a:graphicFrameLocks noChangeAspect="1"/>
+                  </wp:cNvGraphicFramePr>
+                  <a:graphic>
+                    <a:graphicData uri="http://schemas.openxmlformats.org/drawingml/2006/picture">
+                      <pic:pic>
+                        <pic:nvPicPr>
+                          <pic:cNvPr id="0" name="frame_0353.jpg"/>
+                          <pic:cNvPicPr/>
+                        </pic:nvPicPr>
+                        <pic:blipFill>
+                          <a:blip r:embed="rId11"/>
+                          <a:stretch>
+                            <a:fillRect/>
+                          </a:stretch>
+                        </pic:blipFill>
+                        <pic:spPr>
+                          <a:xfrm>
+                            <a:off x="0" y="0"/>
+                            <a:ext cx="1280160" cy="720090"/>
+                          </a:xfrm>
+                          <a:prstGeom prst="rect"/>
+                        </pic:spPr>
+                      </pic:pic>
+                    </a:graphicData>
+                  </a:graphic>
+                </wp:inline>
+              </w:drawing>
             </w:r>
           </w:p>
         </w:tc>
@@ -2122,7 +5098,38 @@
           </w:tcPr>
           <w:p>
             <w:r>
-              <w:t>frame_0000.jpg</w:t>
+              <w:drawing>
+                <wp:inline xmlns:a="http://schemas.openxmlformats.org/drawingml/2006/main" xmlns:pic="http://schemas.openxmlformats.org/drawingml/2006/picture">
+                  <wp:extent cx="1280160" cy="720090"/>
+                  <wp:docPr id="97" name="Picture 97"/>
+                  <wp:cNvGraphicFramePr>
+                    <a:graphicFrameLocks noChangeAspect="1"/>
+                  </wp:cNvGraphicFramePr>
+                  <a:graphic>
+                    <a:graphicData uri="http://schemas.openxmlformats.org/drawingml/2006/picture">
+                      <pic:pic>
+                        <pic:nvPicPr>
+                          <pic:cNvPr id="0" name="frame_0000.jpg"/>
+                          <pic:cNvPicPr/>
+                        </pic:nvPicPr>
+                        <pic:blipFill>
+                          <a:blip r:embed="rId9"/>
+                          <a:stretch>
+                            <a:fillRect/>
+                          </a:stretch>
+                        </pic:blipFill>
+                        <pic:spPr>
+                          <a:xfrm>
+                            <a:off x="0" y="0"/>
+                            <a:ext cx="1280160" cy="720090"/>
+                          </a:xfrm>
+                          <a:prstGeom prst="rect"/>
+                        </pic:spPr>
+                      </pic:pic>
+                    </a:graphicData>
+                  </a:graphic>
+                </wp:inline>
+              </w:drawing>
             </w:r>
           </w:p>
         </w:tc>
@@ -2132,7 +5139,38 @@
           </w:tcPr>
           <w:p>
             <w:r>
-              <w:t>frame_0176.jpg</w:t>
+              <w:drawing>
+                <wp:inline xmlns:a="http://schemas.openxmlformats.org/drawingml/2006/main" xmlns:pic="http://schemas.openxmlformats.org/drawingml/2006/picture">
+                  <wp:extent cx="1280160" cy="720090"/>
+                  <wp:docPr id="98" name="Picture 98"/>
+                  <wp:cNvGraphicFramePr>
+                    <a:graphicFrameLocks noChangeAspect="1"/>
+                  </wp:cNvGraphicFramePr>
+                  <a:graphic>
+                    <a:graphicData uri="http://schemas.openxmlformats.org/drawingml/2006/picture">
+                      <pic:pic>
+                        <pic:nvPicPr>
+                          <pic:cNvPr id="0" name="frame_0176.jpg"/>
+                          <pic:cNvPicPr/>
+                        </pic:nvPicPr>
+                        <pic:blipFill>
+                          <a:blip r:embed="rId10"/>
+                          <a:stretch>
+                            <a:fillRect/>
+                          </a:stretch>
+                        </pic:blipFill>
+                        <pic:spPr>
+                          <a:xfrm>
+                            <a:off x="0" y="0"/>
+                            <a:ext cx="1280160" cy="720090"/>
+                          </a:xfrm>
+                          <a:prstGeom prst="rect"/>
+                        </pic:spPr>
+                      </pic:pic>
+                    </a:graphicData>
+                  </a:graphic>
+                </wp:inline>
+              </w:drawing>
             </w:r>
           </w:p>
         </w:tc>
@@ -2142,7 +5180,38 @@
           </w:tcPr>
           <w:p>
             <w:r>
-              <w:t>frame_0353.jpg</w:t>
+              <w:drawing>
+                <wp:inline xmlns:a="http://schemas.openxmlformats.org/drawingml/2006/main" xmlns:pic="http://schemas.openxmlformats.org/drawingml/2006/picture">
+                  <wp:extent cx="1280160" cy="720090"/>
+                  <wp:docPr id="99" name="Picture 99"/>
+                  <wp:cNvGraphicFramePr>
+                    <a:graphicFrameLocks noChangeAspect="1"/>
+                  </wp:cNvGraphicFramePr>
+                  <a:graphic>
+                    <a:graphicData uri="http://schemas.openxmlformats.org/drawingml/2006/picture">
+                      <pic:pic>
+                        <pic:nvPicPr>
+                          <pic:cNvPr id="0" name="frame_0353.jpg"/>
+                          <pic:cNvPicPr/>
+                        </pic:nvPicPr>
+                        <pic:blipFill>
+                          <a:blip r:embed="rId11"/>
+                          <a:stretch>
+                            <a:fillRect/>
+                          </a:stretch>
+                        </pic:blipFill>
+                        <pic:spPr>
+                          <a:xfrm>
+                            <a:off x="0" y="0"/>
+                            <a:ext cx="1280160" cy="720090"/>
+                          </a:xfrm>
+                          <a:prstGeom prst="rect"/>
+                        </pic:spPr>
+                      </pic:pic>
+                    </a:graphicData>
+                  </a:graphic>
+                </wp:inline>
+              </w:drawing>
             </w:r>
           </w:p>
         </w:tc>
@@ -2194,7 +5263,38 @@
           </w:tcPr>
           <w:p>
             <w:r>
-              <w:t>frame_0000.jpg</w:t>
+              <w:drawing>
+                <wp:inline xmlns:a="http://schemas.openxmlformats.org/drawingml/2006/main" xmlns:pic="http://schemas.openxmlformats.org/drawingml/2006/picture">
+                  <wp:extent cx="1280160" cy="720090"/>
+                  <wp:docPr id="100" name="Picture 100"/>
+                  <wp:cNvGraphicFramePr>
+                    <a:graphicFrameLocks noChangeAspect="1"/>
+                  </wp:cNvGraphicFramePr>
+                  <a:graphic>
+                    <a:graphicData uri="http://schemas.openxmlformats.org/drawingml/2006/picture">
+                      <pic:pic>
+                        <pic:nvPicPr>
+                          <pic:cNvPr id="0" name="frame_0000.jpg"/>
+                          <pic:cNvPicPr/>
+                        </pic:nvPicPr>
+                        <pic:blipFill>
+                          <a:blip r:embed="rId9"/>
+                          <a:stretch>
+                            <a:fillRect/>
+                          </a:stretch>
+                        </pic:blipFill>
+                        <pic:spPr>
+                          <a:xfrm>
+                            <a:off x="0" y="0"/>
+                            <a:ext cx="1280160" cy="720090"/>
+                          </a:xfrm>
+                          <a:prstGeom prst="rect"/>
+                        </pic:spPr>
+                      </pic:pic>
+                    </a:graphicData>
+                  </a:graphic>
+                </wp:inline>
+              </w:drawing>
             </w:r>
           </w:p>
         </w:tc>
@@ -2204,7 +5304,38 @@
           </w:tcPr>
           <w:p>
             <w:r>
-              <w:t>frame_0176.jpg</w:t>
+              <w:drawing>
+                <wp:inline xmlns:a="http://schemas.openxmlformats.org/drawingml/2006/main" xmlns:pic="http://schemas.openxmlformats.org/drawingml/2006/picture">
+                  <wp:extent cx="1280160" cy="720090"/>
+                  <wp:docPr id="101" name="Picture 101"/>
+                  <wp:cNvGraphicFramePr>
+                    <a:graphicFrameLocks noChangeAspect="1"/>
+                  </wp:cNvGraphicFramePr>
+                  <a:graphic>
+                    <a:graphicData uri="http://schemas.openxmlformats.org/drawingml/2006/picture">
+                      <pic:pic>
+                        <pic:nvPicPr>
+                          <pic:cNvPr id="0" name="frame_0176.jpg"/>
+                          <pic:cNvPicPr/>
+                        </pic:nvPicPr>
+                        <pic:blipFill>
+                          <a:blip r:embed="rId10"/>
+                          <a:stretch>
+                            <a:fillRect/>
+                          </a:stretch>
+                        </pic:blipFill>
+                        <pic:spPr>
+                          <a:xfrm>
+                            <a:off x="0" y="0"/>
+                            <a:ext cx="1280160" cy="720090"/>
+                          </a:xfrm>
+                          <a:prstGeom prst="rect"/>
+                        </pic:spPr>
+                      </pic:pic>
+                    </a:graphicData>
+                  </a:graphic>
+                </wp:inline>
+              </w:drawing>
             </w:r>
           </w:p>
         </w:tc>
@@ -2214,7 +5345,38 @@
           </w:tcPr>
           <w:p>
             <w:r>
-              <w:t>frame_0353.jpg</w:t>
+              <w:drawing>
+                <wp:inline xmlns:a="http://schemas.openxmlformats.org/drawingml/2006/main" xmlns:pic="http://schemas.openxmlformats.org/drawingml/2006/picture">
+                  <wp:extent cx="1280160" cy="720090"/>
+                  <wp:docPr id="102" name="Picture 102"/>
+                  <wp:cNvGraphicFramePr>
+                    <a:graphicFrameLocks noChangeAspect="1"/>
+                  </wp:cNvGraphicFramePr>
+                  <a:graphic>
+                    <a:graphicData uri="http://schemas.openxmlformats.org/drawingml/2006/picture">
+                      <pic:pic>
+                        <pic:nvPicPr>
+                          <pic:cNvPr id="0" name="frame_0353.jpg"/>
+                          <pic:cNvPicPr/>
+                        </pic:nvPicPr>
+                        <pic:blipFill>
+                          <a:blip r:embed="rId11"/>
+                          <a:stretch>
+                            <a:fillRect/>
+                          </a:stretch>
+                        </pic:blipFill>
+                        <pic:spPr>
+                          <a:xfrm>
+                            <a:off x="0" y="0"/>
+                            <a:ext cx="1280160" cy="720090"/>
+                          </a:xfrm>
+                          <a:prstGeom prst="rect"/>
+                        </pic:spPr>
+                      </pic:pic>
+                    </a:graphicData>
+                  </a:graphic>
+                </wp:inline>
+              </w:drawing>
             </w:r>
           </w:p>
         </w:tc>
@@ -2266,7 +5428,38 @@
           </w:tcPr>
           <w:p>
             <w:r>
-              <w:t>frame_0000.jpg</w:t>
+              <w:drawing>
+                <wp:inline xmlns:a="http://schemas.openxmlformats.org/drawingml/2006/main" xmlns:pic="http://schemas.openxmlformats.org/drawingml/2006/picture">
+                  <wp:extent cx="1280160" cy="720090"/>
+                  <wp:docPr id="103" name="Picture 103"/>
+                  <wp:cNvGraphicFramePr>
+                    <a:graphicFrameLocks noChangeAspect="1"/>
+                  </wp:cNvGraphicFramePr>
+                  <a:graphic>
+                    <a:graphicData uri="http://schemas.openxmlformats.org/drawingml/2006/picture">
+                      <pic:pic>
+                        <pic:nvPicPr>
+                          <pic:cNvPr id="0" name="frame_0000.jpg"/>
+                          <pic:cNvPicPr/>
+                        </pic:nvPicPr>
+                        <pic:blipFill>
+                          <a:blip r:embed="rId9"/>
+                          <a:stretch>
+                            <a:fillRect/>
+                          </a:stretch>
+                        </pic:blipFill>
+                        <pic:spPr>
+                          <a:xfrm>
+                            <a:off x="0" y="0"/>
+                            <a:ext cx="1280160" cy="720090"/>
+                          </a:xfrm>
+                          <a:prstGeom prst="rect"/>
+                        </pic:spPr>
+                      </pic:pic>
+                    </a:graphicData>
+                  </a:graphic>
+                </wp:inline>
+              </w:drawing>
             </w:r>
           </w:p>
         </w:tc>
@@ -2276,7 +5469,38 @@
           </w:tcPr>
           <w:p>
             <w:r>
-              <w:t>frame_0176.jpg</w:t>
+              <w:drawing>
+                <wp:inline xmlns:a="http://schemas.openxmlformats.org/drawingml/2006/main" xmlns:pic="http://schemas.openxmlformats.org/drawingml/2006/picture">
+                  <wp:extent cx="1280160" cy="720090"/>
+                  <wp:docPr id="104" name="Picture 104"/>
+                  <wp:cNvGraphicFramePr>
+                    <a:graphicFrameLocks noChangeAspect="1"/>
+                  </wp:cNvGraphicFramePr>
+                  <a:graphic>
+                    <a:graphicData uri="http://schemas.openxmlformats.org/drawingml/2006/picture">
+                      <pic:pic>
+                        <pic:nvPicPr>
+                          <pic:cNvPr id="0" name="frame_0176.jpg"/>
+                          <pic:cNvPicPr/>
+                        </pic:nvPicPr>
+                        <pic:blipFill>
+                          <a:blip r:embed="rId10"/>
+                          <a:stretch>
+                            <a:fillRect/>
+                          </a:stretch>
+                        </pic:blipFill>
+                        <pic:spPr>
+                          <a:xfrm>
+                            <a:off x="0" y="0"/>
+                            <a:ext cx="1280160" cy="720090"/>
+                          </a:xfrm>
+                          <a:prstGeom prst="rect"/>
+                        </pic:spPr>
+                      </pic:pic>
+                    </a:graphicData>
+                  </a:graphic>
+                </wp:inline>
+              </w:drawing>
             </w:r>
           </w:p>
         </w:tc>
@@ -2286,7 +5510,38 @@
           </w:tcPr>
           <w:p>
             <w:r>
-              <w:t>frame_0353.jpg</w:t>
+              <w:drawing>
+                <wp:inline xmlns:a="http://schemas.openxmlformats.org/drawingml/2006/main" xmlns:pic="http://schemas.openxmlformats.org/drawingml/2006/picture">
+                  <wp:extent cx="1280160" cy="720090"/>
+                  <wp:docPr id="105" name="Picture 105"/>
+                  <wp:cNvGraphicFramePr>
+                    <a:graphicFrameLocks noChangeAspect="1"/>
+                  </wp:cNvGraphicFramePr>
+                  <a:graphic>
+                    <a:graphicData uri="http://schemas.openxmlformats.org/drawingml/2006/picture">
+                      <pic:pic>
+                        <pic:nvPicPr>
+                          <pic:cNvPr id="0" name="frame_0353.jpg"/>
+                          <pic:cNvPicPr/>
+                        </pic:nvPicPr>
+                        <pic:blipFill>
+                          <a:blip r:embed="rId11"/>
+                          <a:stretch>
+                            <a:fillRect/>
+                          </a:stretch>
+                        </pic:blipFill>
+                        <pic:spPr>
+                          <a:xfrm>
+                            <a:off x="0" y="0"/>
+                            <a:ext cx="1280160" cy="720090"/>
+                          </a:xfrm>
+                          <a:prstGeom prst="rect"/>
+                        </pic:spPr>
+                      </pic:pic>
+                    </a:graphicData>
+                  </a:graphic>
+                </wp:inline>
+              </w:drawing>
             </w:r>
           </w:p>
         </w:tc>
